--- a/MANUSCRIPT_TED_TRAP_v5_SUBMISSION.docx
+++ b/MANUSCRIPT_TED_TRAP_v5_SUBMISSION.docx
@@ -4444,7 +4444,7 @@
               <w:jc w:val="left"/>
             </w:pPr>
             <w:r>
-              <w:t xml:space="preserve">0.123 (0.072–0.209)</w:t>
+              <w:t xml:space="preserve">0.12 (0.07–0.21)</w:t>
             </w:r>
           </w:p>
         </w:tc>
@@ -4562,7 +4562,7 @@
               <w:jc w:val="left"/>
             </w:pPr>
             <w:r>
-              <w:t xml:space="preserve">0.087 (0.057–0.135)</w:t>
+              <w:t xml:space="preserve">0.09 (0.06–0.14)</w:t>
             </w:r>
           </w:p>
         </w:tc>
@@ -4676,7 +4676,7 @@
               <w:jc w:val="left"/>
             </w:pPr>
             <w:r>
-              <w:t xml:space="preserve">0.097 (0.040–0.237)</w:t>
+              <w:t xml:space="preserve">0.10 (0.04–0.24)</w:t>
             </w:r>
           </w:p>
         </w:tc>
@@ -4800,7 +4800,7 @@
               <w:jc w:val="left"/>
             </w:pPr>
             <w:r>
-              <w:t xml:space="preserve">1.562 (1.069–2.283)</w:t>
+              <w:t xml:space="preserve">1.56 (1.07–2.28)</w:t>
             </w:r>
           </w:p>
         </w:tc>
@@ -4872,7 +4872,7 @@
               <w:jc w:val="left"/>
             </w:pPr>
             <w:r>
-              <w:t xml:space="preserve">+0.41 (1.00, NS)</w:t>
+              <w:t xml:space="preserve">+0.41 (&gt;0.99, NS)</w:t>
             </w:r>
           </w:p>
         </w:tc>
@@ -4918,7 +4918,7 @@
               <w:jc w:val="left"/>
             </w:pPr>
             <w:r>
-              <w:t xml:space="preserve">1.349 (1.069–1.702)</w:t>
+              <w:t xml:space="preserve">1.35 (1.07–1.70)</w:t>
             </w:r>
           </w:p>
         </w:tc>
@@ -5032,7 +5032,7 @@
               <w:jc w:val="left"/>
             </w:pPr>
             <w:r>
-              <w:t xml:space="preserve">1.408 (0.852–2.326)</w:t>
+              <w:t xml:space="preserve">1.41 (0.85–2.33)</w:t>
             </w:r>
           </w:p>
         </w:tc>
@@ -5156,7 +5156,7 @@
               <w:jc w:val="left"/>
             </w:pPr>
             <w:r>
-              <w:t xml:space="preserve">0.176 (0.114–0.272)</w:t>
+              <w:t xml:space="preserve">0.18 (0.11–0.27)</w:t>
             </w:r>
           </w:p>
         </w:tc>
@@ -5274,7 +5274,7 @@
               <w:jc w:val="left"/>
             </w:pPr>
             <w:r>
-              <w:t xml:space="preserve">0.208 (0.076–0.569)</w:t>
+              <w:t xml:space="preserve">0.21 (0.08–0.57)</w:t>
             </w:r>
           </w:p>
         </w:tc>
@@ -5388,7 +5388,7 @@
               <w:jc w:val="left"/>
             </w:pPr>
             <w:r>
-              <w:t xml:space="preserve">0.171 (0.043–0.676)</w:t>
+              <w:t xml:space="preserve">0.17 (0.04–0.68)</w:t>
             </w:r>
           </w:p>
         </w:tc>

--- a/MANUSCRIPT_TED_TRAP_v5_SUBMISSION.docx
+++ b/MANUSCRIPT_TED_TRAP_v5_SUBMISSION.docx
@@ -26,7 +26,7 @@
         <w:pStyle w:val="Heading1"/>
       </w:pPr>
       <w:r>
-        <w:t xml:space="preserve">Druggable-gene-wide Mendelian randomization distinguishes TSHR-anchored susceptibility from IGF1R effector biology in Graves disease and thyroid eye disease</w:t>
+        <w:t xml:space="preserve">A drug target that is not a susceptibility locus: druggable-gene-wide Mendelian randomization distinguishes TSHR anchoring from IGF1R effector biology in Graves disease and thyroid eye disease</w:t>
       </w:r>
     </w:p>
     <w:p>

--- a/MANUSCRIPT_TED_TRAP_v5_SUBMISSION.docx
+++ b/MANUSCRIPT_TED_TRAP_v5_SUBMISSION.docx
@@ -20,7 +20,7 @@
         <w:t xml:space="preserve">TSHR vs IGF-1R in Graves Disease and TED</w:t>
       </w:r>
     </w:p>
-    <w:bookmarkStart w:id="42" w:name="X00eea3dbea3e69a78b56c7207a4be294fd958fd"/>
+    <w:bookmarkStart w:id="42" w:name="X8e4de8cb1853d52dd775242776ae16b70cd596c"/>
     <w:p>
       <w:pPr>
         <w:pStyle w:val="Heading1"/>
@@ -1011,7 +1011,7 @@
         <w:pStyle w:val="FirstParagraph"/>
       </w:pPr>
       <w:r>
-        <w:t xml:space="preserve">Exploratory tissue-level support was assessed using an in-house bulk RNA-seq dataset of orbital tissue from a Korean cohort comprising four TED patients and one control. Technical replicates were collapsed to the biological-sample level by summing raw counts before differential expression analysis with DESeq2 [24]; Benjamini–Hochberg adjusted P values were obtained from the transcriptome-wide DESeq2 analysis, and results for the prespecified backbone genes (</w:t>
+        <w:t xml:space="preserve">Exploratory tissue-level support was assessed using an in-house bulk RNA-seq dataset of orbital tissue from a Korean cohort comprising four TED patients and one control. Technical replicates were collapsed to the biological-sample level by summing raw counts, and gene-level differential expression was estimated with DESeq2 [24] with Benjamini–Hochberg correction computed across genes. This study reports only the three prespecified backbone genes (</w:t>
       </w:r>
       <w:r>
         <w:rPr>
@@ -1047,7 +1047,7 @@
         <w:t xml:space="preserve">CTLA4</w:t>
       </w:r>
       <w:r>
-        <w:t xml:space="preserve">) were extracted for tissue triangulation (Figure 3C; Table 2). This dataset was used only for exploratory tissue-level support, not for genetic instrument selection, and no external transcriptomic dataset was incorporated.</w:t>
+        <w:t xml:space="preserve">) for hypothesis-driven tissue triangulation (Figure 3C; Table 2); no genome-wide transcriptomic catalogue, differential-expression list, or pathway-enrichment result is presented here. The dataset was used solely for exploratory tissue-level support of the genetically prioritized backbone genes, not for genetic instrument selection, and no external transcriptomic dataset was incorporated.</w:t>
       </w:r>
     </w:p>
     <w:bookmarkEnd w:id="27"/>

--- a/MANUSCRIPT_TED_TRAP_v5_SUBMISSION.docx
+++ b/MANUSCRIPT_TED_TRAP_v5_SUBMISSION.docx
@@ -2830,6 +2830,24 @@
       </w:r>
       <w:r>
         <w:t xml:space="preserve">This study used publicly available, de-identified summary statistics and an institutionally approved orbital tissue dataset. The in-house orbital transcriptomic component was approved by the Institutional Review Board of Pusan National University Hospital (approval number 2104-018-102) and was conducted in accordance with the Declaration of Helsinki.</w:t>
+      </w:r>
+    </w:p>
+    <w:p>
+      <w:pPr>
+        <w:pStyle w:val="BodyText"/>
+      </w:pPr>
+      <w:r>
+        <w:rPr>
+          <w:bCs/>
+          <w:b/>
+        </w:rPr>
+        <w:t xml:space="preserve">Informed consent.</w:t>
+      </w:r>
+      <w:r>
+        <w:t xml:space="preserve"> </w:t>
+      </w:r>
+      <w:r>
+        <w:t xml:space="preserve">Written informed consent was obtained from all individual participants included in the in-house orbital tissue study.</w:t>
       </w:r>
     </w:p>
     <w:p>

--- a/MANUSCRIPT_TED_TRAP_v5_SUBMISSION.docx
+++ b/MANUSCRIPT_TED_TRAP_v5_SUBMISSION.docx
@@ -34,7 +34,7 @@
         <w:pStyle w:val="FirstParagraph"/>
       </w:pPr>
       <w:r>
-        <w:t xml:space="preserve">Jungyul Park¹, Yae-Eun Kang², Kyung-Hwa Shin³⁎, Suk-Woo Yang¹⁎</w:t>
+        <w:t xml:space="preserve">Jungyul Park¹, Min-Seon Kim², Kyung-Hwa Shin³⁎, Suk-Woo Yang¹⁎</w:t>
       </w:r>
     </w:p>
     <w:p>
@@ -2896,7 +2896,7 @@
         <w:t xml:space="preserve"> </w:t>
       </w:r>
       <w:r>
-        <w:t xml:space="preserve">J.P. conceived and designed the study, performed the analyses, and drafted the manuscript. Y.-E.K. contributed to data collection and interpretation. K.-H.S. and S.-W.Y. supervised the study and revised the manuscript. All authors read and approved the final manuscript.</w:t>
+        <w:t xml:space="preserve">J.P. conceived and designed the study, performed the analyses, and drafted the manuscript. M.-S.K. contributed to data collection and interpretation. K.-H.S. and S.-W.Y. supervised the study and revised the manuscript. All authors read and approved the final manuscript.</w:t>
       </w:r>
     </w:p>
     <w:p>

--- a/MANUSCRIPT_TED_TRAP_v5_SUBMISSION.docx
+++ b/MANUSCRIPT_TED_TRAP_v5_SUBMISSION.docx
@@ -1814,7 +1814,7 @@
         <w:t xml:space="preserve"> </w:t>
       </w:r>
       <w:r>
-        <w:t xml:space="preserve">= 1.00; Figure 3C).</w:t>
+        <w:t xml:space="preserve">&gt; 0.99; Figure 3C).</w:t>
       </w:r>
     </w:p>
     <w:p>

--- a/MANUSCRIPT_TED_TRAP_v5_SUBMISSION.docx
+++ b/MANUSCRIPT_TED_TRAP_v5_SUBMISSION.docx
@@ -909,6 +909,37 @@
         <w:t xml:space="preserve">&lt; 0.05).</w:t>
       </w:r>
     </w:p>
+    <w:p>
+      <w:pPr>
+        <w:pStyle w:val="BodyText"/>
+      </w:pPr>
+      <w:r>
+        <w:t xml:space="preserve">Because a screen that advances no novel target is interpretable only in relation to the effect sizes it could have detected, we quantified the detectable effect range of the screen itself. For each gene and outcome, the minimum effect detectable with 80% power at the applicable significance threshold was computed from the empirical standard error of the primary MR estimate as |β|min = (</w:t>
+      </w:r>
+      <w:r>
+        <w:rPr>
+          <w:iCs/>
+          <w:i/>
+        </w:rPr>
+        <w:t xml:space="preserve">z</w:t>
+      </w:r>
+      <w:r>
+        <w:t xml:space="preserve">1−α/2 +</w:t>
+      </w:r>
+      <w:r>
+        <w:t xml:space="preserve"> </w:t>
+      </w:r>
+      <w:r>
+        <w:rPr>
+          <w:iCs/>
+          <w:i/>
+        </w:rPr>
+        <w:t xml:space="preserve">z</w:t>
+      </w:r>
+      <w:r>
+        <w:t xml:space="preserve">0.80) × SE, using α = 1.965×10⁻⁵ for the discovery outcome and α = 0.05 for the replication and TED-specific outcomes. This design-based approach uses the standard errors actually obtained after harmonization rather than reconstructed variance components, and is reported for all genes and for the prespecified backbone loci (Table S8).</w:t>
+      </w:r>
+    </w:p>
     <w:bookmarkEnd w:id="25"/>
     <w:bookmarkStart w:id="26" w:name="fine-mapping-and-colocalization"/>
     <w:p>
@@ -1442,6 +1473,56 @@
         <w:t xml:space="preserve">.</w:t>
       </w:r>
     </w:p>
+    <w:p>
+      <w:pPr>
+        <w:pStyle w:val="BodyText"/>
+      </w:pPr>
+      <w:r>
+        <w:t xml:space="preserve">The detectable range of the screen defines what this null does and does not exclude (</w:t>
+      </w:r>
+      <w:r>
+        <w:rPr>
+          <w:bCs/>
+          <w:b/>
+        </w:rPr>
+        <w:t xml:space="preserve">Table S8</w:t>
+      </w:r>
+      <w:r>
+        <w:t xml:space="preserve">). At the study-wide discovery threshold and 80% power, the median gene was powered to detect an odds ratio of approximately 2.55 per unit genetically proxied expression (interquartile range 1.71–5.19); 35.6% of genes were powered for OR ≥ 2.0 and 14.6% for OR ≥ 1.5. In the TED-specific outcome at nominal significance, the corresponding median detectable OR was approximately 2.12. The screen was therefore well powered for large expression-mediated effects — consistent with its recovery of</w:t>
+      </w:r>
+      <w:r>
+        <w:t xml:space="preserve"> </w:t>
+      </w:r>
+      <w:r>
+        <w:rPr>
+          <w:iCs/>
+          <w:i/>
+        </w:rPr>
+        <w:t xml:space="preserve">TSHR</w:t>
+      </w:r>
+      <w:r>
+        <w:t xml:space="preserve"> </w:t>
+      </w:r>
+      <w:r>
+        <w:t xml:space="preserve">(β = −2.10) and</w:t>
+      </w:r>
+      <w:r>
+        <w:t xml:space="preserve"> </w:t>
+      </w:r>
+      <w:r>
+        <w:rPr>
+          <w:iCs/>
+          <w:i/>
+        </w:rPr>
+        <w:t xml:space="preserve">CTLA4</w:t>
+      </w:r>
+      <w:r>
+        <w:t xml:space="preserve"> </w:t>
+      </w:r>
+      <w:r>
+        <w:t xml:space="preserve">(β = −1.74), both of which exceeded their gene-specific detection thresholds — but not for modest effects. The absence of a robust novel target should accordingly be read as evidence against additional large, expression-colocalized druggable effects rather than against moderate ones, which larger GD- and TED-specific GWAS will be required to resolve.</w:t>
+      </w:r>
+    </w:p>
     <w:bookmarkEnd w:id="31"/>
     <w:bookmarkStart w:id="32" w:name="X3e3b2638da6e3ab8c932c509709916afd5b572e"/>
     <w:p>
@@ -1745,7 +1826,36 @@
         <w:t xml:space="preserve"> </w:t>
       </w:r>
       <w:r>
-        <w:t xml:space="preserve">= 0.18). Sensitivity estimators were broadly concordant in direction without evidence of directional pleiotropy, although statistical significance was not uniform across estimators, consistent with a modest effect (Table S6).</w:t>
+        <w:t xml:space="preserve">= 0.18). Sensitivity estimators were broadly concordant in direction without evidence of directional pleiotropy, although statistical significance was not uniform across estimators, consistent with a modest effect (Table S6). The magnitude of this effect lay below the gene-specific detection threshold of the discovery screen (minimum effect detectable with 80% power at the study-wide threshold, |β| = 0.99 for</w:t>
+      </w:r>
+      <w:r>
+        <w:t xml:space="preserve"> </w:t>
+      </w:r>
+      <w:r>
+        <w:rPr>
+          <w:iCs/>
+          <w:i/>
+        </w:rPr>
+        <w:t xml:space="preserve">IGF1R</w:t>
+      </w:r>
+      <w:r>
+        <w:t xml:space="preserve">; Table S8), so its failure to reach study-wide significance is expected for an effect of this size and does not by itself constitute evidence against a genetic contribution. This is one reason</w:t>
+      </w:r>
+      <w:r>
+        <w:t xml:space="preserve"> </w:t>
+      </w:r>
+      <w:r>
+        <w:rPr>
+          <w:iCs/>
+          <w:i/>
+        </w:rPr>
+        <w:t xml:space="preserve">IGF1R</w:t>
+      </w:r>
+      <w:r>
+        <w:t xml:space="preserve"> </w:t>
+      </w:r>
+      <w:r>
+        <w:t xml:space="preserve">was carried forward as a prespecified backbone gene evaluated across multiple evidence layers rather than judged on discovery significance alone.</w:t>
       </w:r>
     </w:p>
     <w:p>
@@ -2638,7 +2748,7 @@
         <w:t xml:space="preserve"> </w:t>
       </w:r>
       <w:r>
-        <w:t xml:space="preserve">signal rested on a single instrument; while fine-mapping [22] supported this as a locus-level anchor rather than an artifact, single-instrument analyses preclude formal pleiotropy diagnostics such as the MR-Egger intercept. Fifth, the TED-specific outcome was smaller than the discovery outcome, limiting power for TED-specific colocalization; outcome-dependent patterns, including the mixed</w:t>
+        <w:t xml:space="preserve">signal rested on a single instrument; while fine-mapping [22] supported this as a locus-level anchor rather than an artifact, single-instrument analyses preclude formal pleiotropy diagnostics such as the MR-Egger intercept. Fifth, the TED-specific outcome was smaller than the discovery outcome, limiting power for TED-specific colocalization and restricting the detectable effect range (Table S8); outcome-dependent patterns, including the mixed</w:t>
       </w:r>
       <w:r>
         <w:t xml:space="preserve"> </w:t>
@@ -14231,19 +14341,19 @@
               <w:jc w:val="left"/>
             </w:pPr>
             <w:r>
-              <w:t xml:space="preserve">Descriptive data (instrument counts, F-statistics)</w:t>
-            </w:r>
-          </w:p>
-        </w:tc>
-        <w:tc>
-          <w:tcPr/>
-          <w:p>
-            <w:pPr>
-              <w:pStyle w:val="Compact"/>
-              <w:jc w:val="left"/>
-            </w:pPr>
-            <w:r>
-              <w:t xml:space="preserve">Results; Table S4</w:t>
+              <w:t xml:space="preserve">Descriptive data (instrument counts, F-statistics, detectable effect range)</w:t>
+            </w:r>
+          </w:p>
+        </w:tc>
+        <w:tc>
+          <w:tcPr/>
+          <w:p>
+            <w:pPr>
+              <w:pStyle w:val="Compact"/>
+              <w:jc w:val="left"/>
+            </w:pPr>
+            <w:r>
+              <w:t xml:space="preserve">Results; Tables S4, S8</w:t>
             </w:r>
           </w:p>
         </w:tc>
@@ -14319,7 +14429,7 @@
               <w:jc w:val="left"/>
             </w:pPr>
             <w:r>
-              <w:t xml:space="preserve">Results; Table S6</w:t>
+              <w:t xml:space="preserve">Results; Tables S6, S8</w:t>
             </w:r>
           </w:p>
         </w:tc>
@@ -14639,6 +14749,1428 @@
           <w:i/>
         </w:rPr>
         <w:t xml:space="preserve">Software and package versions: R 4.3.3; TwoSampleMR v0.7.4; ieugwasr; coloc v5.2.3; susieR v0.14.2; DESeq2 v1.42.1; PLINK v1.9. Reporting follows the STROBE-MR statement (Skrivankova et al., JAMA 2021).</w:t>
+      </w:r>
+    </w:p>
+    <w:p>
+      <w:pPr>
+        <w:numPr>
+          <w:ilvl w:val="0"/>
+          <w:numId w:val="1003"/>
+        </w:numPr>
+      </w:pPr>
+      <w:r>
+        <w:rPr>
+          <w:bCs/>
+          <w:b/>
+        </w:rPr>
+        <w:t xml:space="preserve">Table S8.</w:t>
+      </w:r>
+      <w:r>
+        <w:t xml:space="preserve"> </w:t>
+      </w:r>
+      <w:r>
+        <w:t xml:space="preserve">Detectable effect range of the druggable-gene-wide screen. Minimum effect detectable with 80% power was computed per gene and outcome from the empirical standard error of the primary MR estimate as |β|min = (</w:t>
+      </w:r>
+      <w:r>
+        <w:rPr>
+          <w:iCs/>
+          <w:i/>
+        </w:rPr>
+        <w:t xml:space="preserve">z</w:t>
+      </w:r>
+      <w:r>
+        <w:t xml:space="preserve">1−α/2 +</w:t>
+      </w:r>
+      <w:r>
+        <w:t xml:space="preserve"> </w:t>
+      </w:r>
+      <w:r>
+        <w:rPr>
+          <w:iCs/>
+          <w:i/>
+        </w:rPr>
+        <w:t xml:space="preserve">z</w:t>
+      </w:r>
+      <w:r>
+        <w:t xml:space="preserve">0.80) × SE, with α = 1.965×10⁻⁵ (discovery) or α = 0.05 (replication, TED-specific).</w:t>
+      </w:r>
+    </w:p>
+    <w:p>
+      <w:pPr>
+        <w:numPr>
+          <w:ilvl w:val="0"/>
+          <w:numId w:val="1000"/>
+        </w:numPr>
+      </w:pPr>
+      <w:r>
+        <w:rPr>
+          <w:bCs/>
+          <w:b/>
+        </w:rPr>
+        <w:t xml:space="preserve">Panel A. Screen-wide detectable range.</w:t>
+      </w:r>
+    </w:p>
+    <w:tbl>
+      <w:tblPr>
+        <w:tblStyle w:val="Table"/>
+        <w:tblW w:type="pct" w:w="5000"/>
+        <w:tblLook w:firstRow="1" w:lastRow="0" w:firstColumn="0" w:lastColumn="0" w:noHBand="0" w:noVBand="0" w:val="0020"/>
+        <w:jc w:val="start"/>
+      </w:tblPr>
+      <w:tblGrid>
+        <w:gridCol w:w="990"/>
+        <w:gridCol w:w="990"/>
+        <w:gridCol w:w="990"/>
+        <w:gridCol w:w="990"/>
+        <w:gridCol w:w="990"/>
+        <w:gridCol w:w="990"/>
+        <w:gridCol w:w="990"/>
+        <w:gridCol w:w="990"/>
+      </w:tblGrid>
+      <w:tr>
+        <w:trPr>
+          <w:tblHeader w:val="true"/>
+        </w:trPr>
+        <w:tc>
+          <w:tcPr/>
+          <w:p>
+            <w:pPr>
+              <w:pStyle w:val="Compact"/>
+              <w:jc w:val="left"/>
+            </w:pPr>
+            <w:r>
+              <w:t xml:space="preserve">Outcome</w:t>
+            </w:r>
+          </w:p>
+        </w:tc>
+        <w:tc>
+          <w:tcPr/>
+          <w:p>
+            <w:pPr>
+              <w:pStyle w:val="Compact"/>
+              <w:jc w:val="left"/>
+            </w:pPr>
+            <w:r>
+              <w:t xml:space="preserve">Significance threshold</w:t>
+            </w:r>
+          </w:p>
+        </w:tc>
+        <w:tc>
+          <w:tcPr/>
+          <w:p>
+            <w:pPr>
+              <w:pStyle w:val="Compact"/>
+              <w:jc w:val="left"/>
+            </w:pPr>
+            <w:r>
+              <w:t xml:space="preserve">Genes</w:t>
+            </w:r>
+          </w:p>
+        </w:tc>
+        <w:tc>
+          <w:tcPr/>
+          <w:p>
+            <w:pPr>
+              <w:pStyle w:val="Compact"/>
+              <w:jc w:val="left"/>
+            </w:pPr>
+            <w:r>
+              <w:t xml:space="preserve">Median |β|min (IQR)</w:t>
+            </w:r>
+          </w:p>
+        </w:tc>
+        <w:tc>
+          <w:tcPr/>
+          <w:p>
+            <w:pPr>
+              <w:pStyle w:val="Compact"/>
+              <w:jc w:val="left"/>
+            </w:pPr>
+            <w:r>
+              <w:t xml:space="preserve">Median detectable OR (IQR)</w:t>
+            </w:r>
+          </w:p>
+        </w:tc>
+        <w:tc>
+          <w:tcPr/>
+          <w:p>
+            <w:pPr>
+              <w:pStyle w:val="Compact"/>
+              <w:jc w:val="left"/>
+            </w:pPr>
+            <w:r>
+              <w:t xml:space="preserve">Genes powered for OR ≥ 1.5</w:t>
+            </w:r>
+          </w:p>
+        </w:tc>
+        <w:tc>
+          <w:tcPr/>
+          <w:p>
+            <w:pPr>
+              <w:pStyle w:val="Compact"/>
+              <w:jc w:val="left"/>
+            </w:pPr>
+            <w:r>
+              <w:t xml:space="preserve">OR ≥ 2.0</w:t>
+            </w:r>
+          </w:p>
+        </w:tc>
+        <w:tc>
+          <w:tcPr/>
+          <w:p>
+            <w:pPr>
+              <w:pStyle w:val="Compact"/>
+              <w:jc w:val="left"/>
+            </w:pPr>
+            <w:r>
+              <w:t xml:space="preserve">OR ≥ 3.0</w:t>
+            </w:r>
+          </w:p>
+        </w:tc>
+      </w:tr>
+      <w:tr>
+        <w:tc>
+          <w:tcPr/>
+          <w:p>
+            <w:pPr>
+              <w:pStyle w:val="Compact"/>
+              <w:jc w:val="left"/>
+            </w:pPr>
+            <w:r>
+              <w:t xml:space="preserve">BBJ Graves (discovery)</w:t>
+            </w:r>
+          </w:p>
+        </w:tc>
+        <w:tc>
+          <w:tcPr/>
+          <w:p>
+            <w:pPr>
+              <w:pStyle w:val="Compact"/>
+              <w:jc w:val="left"/>
+            </w:pPr>
+            <w:r>
+              <w:rPr>
+                <w:iCs/>
+                <w:i/>
+              </w:rPr>
+              <w:t xml:space="preserve">P</w:t>
+            </w:r>
+            <w:r>
+              <w:t xml:space="preserve"> </w:t>
+            </w:r>
+            <w:r>
+              <w:t xml:space="preserve">&lt; 1.965×10⁻⁵</w:t>
+            </w:r>
+          </w:p>
+        </w:tc>
+        <w:tc>
+          <w:tcPr/>
+          <w:p>
+            <w:pPr>
+              <w:pStyle w:val="Compact"/>
+              <w:jc w:val="left"/>
+            </w:pPr>
+            <w:r>
+              <w:t xml:space="preserve">2,235</w:t>
+            </w:r>
+          </w:p>
+        </w:tc>
+        <w:tc>
+          <w:tcPr/>
+          <w:p>
+            <w:pPr>
+              <w:pStyle w:val="Compact"/>
+              <w:jc w:val="left"/>
+            </w:pPr>
+            <w:r>
+              <w:t xml:space="preserve">0.94 (0.54–1.65)</w:t>
+            </w:r>
+          </w:p>
+        </w:tc>
+        <w:tc>
+          <w:tcPr/>
+          <w:p>
+            <w:pPr>
+              <w:pStyle w:val="Compact"/>
+              <w:jc w:val="left"/>
+            </w:pPr>
+            <w:r>
+              <w:t xml:space="preserve">2.55 (1.71–5.19)</w:t>
+            </w:r>
+          </w:p>
+        </w:tc>
+        <w:tc>
+          <w:tcPr/>
+          <w:p>
+            <w:pPr>
+              <w:pStyle w:val="Compact"/>
+              <w:jc w:val="left"/>
+            </w:pPr>
+            <w:r>
+              <w:t xml:space="preserve">14.6%</w:t>
+            </w:r>
+          </w:p>
+        </w:tc>
+        <w:tc>
+          <w:tcPr/>
+          <w:p>
+            <w:pPr>
+              <w:pStyle w:val="Compact"/>
+              <w:jc w:val="left"/>
+            </w:pPr>
+            <w:r>
+              <w:t xml:space="preserve">35.6%</w:t>
+            </w:r>
+          </w:p>
+        </w:tc>
+        <w:tc>
+          <w:tcPr/>
+          <w:p>
+            <w:pPr>
+              <w:pStyle w:val="Compact"/>
+              <w:jc w:val="left"/>
+            </w:pPr>
+            <w:r>
+              <w:t xml:space="preserve">57.7%</w:t>
+            </w:r>
+          </w:p>
+        </w:tc>
+      </w:tr>
+      <w:tr>
+        <w:tc>
+          <w:tcPr/>
+          <w:p>
+            <w:pPr>
+              <w:pStyle w:val="Compact"/>
+              <w:jc w:val="left"/>
+            </w:pPr>
+            <w:r>
+              <w:t xml:space="preserve">UKB hyperthyroid (replication)</w:t>
+            </w:r>
+          </w:p>
+        </w:tc>
+        <w:tc>
+          <w:tcPr/>
+          <w:p>
+            <w:pPr>
+              <w:pStyle w:val="Compact"/>
+              <w:jc w:val="left"/>
+            </w:pPr>
+            <w:r>
+              <w:rPr>
+                <w:iCs/>
+                <w:i/>
+              </w:rPr>
+              <w:t xml:space="preserve">P</w:t>
+            </w:r>
+            <w:r>
+              <w:t xml:space="preserve"> </w:t>
+            </w:r>
+            <w:r>
+              <w:t xml:space="preserve">&lt; 0.05</w:t>
+            </w:r>
+          </w:p>
+        </w:tc>
+        <w:tc>
+          <w:tcPr/>
+          <w:p>
+            <w:pPr>
+              <w:pStyle w:val="Compact"/>
+              <w:jc w:val="left"/>
+            </w:pPr>
+            <w:r>
+              <w:t xml:space="preserve">2,506</w:t>
+            </w:r>
+          </w:p>
+        </w:tc>
+        <w:tc>
+          <w:tcPr/>
+          <w:p>
+            <w:pPr>
+              <w:pStyle w:val="Compact"/>
+              <w:jc w:val="left"/>
+            </w:pPr>
+            <w:r>
+              <w:t xml:space="preserve">0.38 (0.23–0.65)</w:t>
+            </w:r>
+          </w:p>
+        </w:tc>
+        <w:tc>
+          <w:tcPr/>
+          <w:p>
+            <w:pPr>
+              <w:pStyle w:val="Compact"/>
+              <w:jc w:val="left"/>
+            </w:pPr>
+            <w:r>
+              <w:t xml:space="preserve">1.46 (1.26–1.92)</w:t>
+            </w:r>
+          </w:p>
+        </w:tc>
+        <w:tc>
+          <w:tcPr/>
+          <w:p>
+            <w:pPr>
+              <w:pStyle w:val="Compact"/>
+              <w:jc w:val="left"/>
+            </w:pPr>
+            <w:r>
+              <w:t xml:space="preserve">53.7%</w:t>
+            </w:r>
+          </w:p>
+        </w:tc>
+        <w:tc>
+          <w:tcPr/>
+          <w:p>
+            <w:pPr>
+              <w:pStyle w:val="Compact"/>
+              <w:jc w:val="left"/>
+            </w:pPr>
+            <w:r>
+              <w:t xml:space="preserve">77.4%</w:t>
+            </w:r>
+          </w:p>
+        </w:tc>
+        <w:tc>
+          <w:tcPr/>
+          <w:p>
+            <w:pPr>
+              <w:pStyle w:val="Compact"/>
+              <w:jc w:val="left"/>
+            </w:pPr>
+            <w:r>
+              <w:t xml:space="preserve">93.1%</w:t>
+            </w:r>
+          </w:p>
+        </w:tc>
+      </w:tr>
+      <w:tr>
+        <w:tc>
+          <w:tcPr/>
+          <w:p>
+            <w:pPr>
+              <w:pStyle w:val="Compact"/>
+              <w:jc w:val="left"/>
+            </w:pPr>
+            <w:r>
+              <w:t xml:space="preserve">FinnGen Graves ophthalmopathy (TED-specific)</w:t>
+            </w:r>
+          </w:p>
+        </w:tc>
+        <w:tc>
+          <w:tcPr/>
+          <w:p>
+            <w:pPr>
+              <w:pStyle w:val="Compact"/>
+              <w:jc w:val="left"/>
+            </w:pPr>
+            <w:r>
+              <w:rPr>
+                <w:iCs/>
+                <w:i/>
+              </w:rPr>
+              <w:t xml:space="preserve">P</w:t>
+            </w:r>
+            <w:r>
+              <w:t xml:space="preserve"> </w:t>
+            </w:r>
+            <w:r>
+              <w:t xml:space="preserve">&lt; 0.05</w:t>
+            </w:r>
+          </w:p>
+        </w:tc>
+        <w:tc>
+          <w:tcPr/>
+          <w:p>
+            <w:pPr>
+              <w:pStyle w:val="Compact"/>
+              <w:jc w:val="left"/>
+            </w:pPr>
+            <w:r>
+              <w:t xml:space="preserve">2,481</w:t>
+            </w:r>
+          </w:p>
+        </w:tc>
+        <w:tc>
+          <w:tcPr/>
+          <w:p>
+            <w:pPr>
+              <w:pStyle w:val="Compact"/>
+              <w:jc w:val="left"/>
+            </w:pPr>
+            <w:r>
+              <w:t xml:space="preserve">0.75 (0.46–1.34)</w:t>
+            </w:r>
+          </w:p>
+        </w:tc>
+        <w:tc>
+          <w:tcPr/>
+          <w:p>
+            <w:pPr>
+              <w:pStyle w:val="Compact"/>
+              <w:jc w:val="left"/>
+            </w:pPr>
+            <w:r>
+              <w:t xml:space="preserve">2.12 (1.58–3.82)</w:t>
+            </w:r>
+          </w:p>
+        </w:tc>
+        <w:tc>
+          <w:tcPr/>
+          <w:p>
+            <w:pPr>
+              <w:pStyle w:val="Compact"/>
+              <w:jc w:val="left"/>
+            </w:pPr>
+            <w:r>
+              <w:t xml:space="preserve">19.4%</w:t>
+            </w:r>
+          </w:p>
+        </w:tc>
+        <w:tc>
+          <w:tcPr/>
+          <w:p>
+            <w:pPr>
+              <w:pStyle w:val="Compact"/>
+              <w:jc w:val="left"/>
+            </w:pPr>
+            <w:r>
+              <w:t xml:space="preserve">45.5%</w:t>
+            </w:r>
+          </w:p>
+        </w:tc>
+        <w:tc>
+          <w:tcPr/>
+          <w:p>
+            <w:pPr>
+              <w:pStyle w:val="Compact"/>
+              <w:jc w:val="left"/>
+            </w:pPr>
+            <w:r>
+              <w:t xml:space="preserve">67.3%</w:t>
+            </w:r>
+          </w:p>
+        </w:tc>
+      </w:tr>
+    </w:tbl>
+    <w:p>
+      <w:pPr>
+        <w:pStyle w:val="BodyText"/>
+      </w:pPr>
+      <w:r>
+        <w:rPr>
+          <w:bCs/>
+          <w:b/>
+        </w:rPr>
+        <w:t xml:space="preserve">Panel B. Backbone genes: observed effect versus gene-specific detection threshold.</w:t>
+      </w:r>
+    </w:p>
+    <w:tbl>
+      <w:tblPr>
+        <w:tblStyle w:val="Table"/>
+        <w:tblW w:type="pct" w:w="5000"/>
+        <w:tblLook w:firstRow="1" w:lastRow="0" w:firstColumn="0" w:lastColumn="0" w:noHBand="0" w:noVBand="0" w:val="0020"/>
+        <w:jc w:val="start"/>
+      </w:tblPr>
+      <w:tblGrid>
+        <w:gridCol w:w="1131"/>
+        <w:gridCol w:w="1131"/>
+        <w:gridCol w:w="1131"/>
+        <w:gridCol w:w="1131"/>
+        <w:gridCol w:w="1131"/>
+        <w:gridCol w:w="1131"/>
+        <w:gridCol w:w="1131"/>
+      </w:tblGrid>
+      <w:tr>
+        <w:trPr>
+          <w:tblHeader w:val="true"/>
+        </w:trPr>
+        <w:tc>
+          <w:tcPr/>
+          <w:p>
+            <w:pPr>
+              <w:pStyle w:val="Compact"/>
+              <w:jc w:val="left"/>
+            </w:pPr>
+            <w:r>
+              <w:t xml:space="preserve">Gene</w:t>
+            </w:r>
+          </w:p>
+        </w:tc>
+        <w:tc>
+          <w:tcPr/>
+          <w:p>
+            <w:pPr>
+              <w:pStyle w:val="Compact"/>
+              <w:jc w:val="left"/>
+            </w:pPr>
+            <w:r>
+              <w:t xml:space="preserve">Outcome</w:t>
+            </w:r>
+          </w:p>
+        </w:tc>
+        <w:tc>
+          <w:tcPr/>
+          <w:p>
+            <w:pPr>
+              <w:pStyle w:val="Compact"/>
+              <w:jc w:val="left"/>
+            </w:pPr>
+            <w:r>
+              <w:t xml:space="preserve">Observed β</w:t>
+            </w:r>
+          </w:p>
+        </w:tc>
+        <w:tc>
+          <w:tcPr/>
+          <w:p>
+            <w:pPr>
+              <w:pStyle w:val="Compact"/>
+              <w:jc w:val="left"/>
+            </w:pPr>
+            <w:r>
+              <w:t xml:space="preserve">SE</w:t>
+            </w:r>
+          </w:p>
+        </w:tc>
+        <w:tc>
+          <w:tcPr/>
+          <w:p>
+            <w:pPr>
+              <w:pStyle w:val="Compact"/>
+              <w:jc w:val="left"/>
+            </w:pPr>
+            <w:r>
+              <w:t xml:space="preserve">|β|min (80% power)</w:t>
+            </w:r>
+          </w:p>
+        </w:tc>
+        <w:tc>
+          <w:tcPr/>
+          <w:p>
+            <w:pPr>
+              <w:pStyle w:val="Compact"/>
+              <w:jc w:val="left"/>
+            </w:pPr>
+            <w:r>
+              <w:t xml:space="preserve">Detectable OR</w:t>
+            </w:r>
+          </w:p>
+        </w:tc>
+        <w:tc>
+          <w:tcPr/>
+          <w:p>
+            <w:pPr>
+              <w:pStyle w:val="Compact"/>
+              <w:jc w:val="left"/>
+            </w:pPr>
+            <w:r>
+              <w:t xml:space="preserve">Observed effect detectable?</w:t>
+            </w:r>
+          </w:p>
+        </w:tc>
+      </w:tr>
+      <w:tr>
+        <w:tc>
+          <w:tcPr/>
+          <w:p>
+            <w:pPr>
+              <w:pStyle w:val="Compact"/>
+              <w:jc w:val="left"/>
+            </w:pPr>
+            <w:r>
+              <w:rPr>
+                <w:iCs/>
+                <w:i/>
+                <w:bCs/>
+                <w:b/>
+              </w:rPr>
+              <w:t xml:space="preserve">TSHR</w:t>
+            </w:r>
+          </w:p>
+        </w:tc>
+        <w:tc>
+          <w:tcPr/>
+          <w:p>
+            <w:pPr>
+              <w:pStyle w:val="Compact"/>
+              <w:jc w:val="left"/>
+            </w:pPr>
+            <w:r>
+              <w:t xml:space="preserve">BBJ Graves</w:t>
+            </w:r>
+          </w:p>
+        </w:tc>
+        <w:tc>
+          <w:tcPr/>
+          <w:p>
+            <w:pPr>
+              <w:pStyle w:val="Compact"/>
+              <w:jc w:val="left"/>
+            </w:pPr>
+            <w:r>
+              <w:t xml:space="preserve">−2.096</w:t>
+            </w:r>
+          </w:p>
+        </w:tc>
+        <w:tc>
+          <w:tcPr/>
+          <w:p>
+            <w:pPr>
+              <w:pStyle w:val="Compact"/>
+              <w:jc w:val="left"/>
+            </w:pPr>
+            <w:r>
+              <w:t xml:space="preserve">0.271</w:t>
+            </w:r>
+          </w:p>
+        </w:tc>
+        <w:tc>
+          <w:tcPr/>
+          <w:p>
+            <w:pPr>
+              <w:pStyle w:val="Compact"/>
+              <w:jc w:val="left"/>
+            </w:pPr>
+            <w:r>
+              <w:t xml:space="preserve">1.386</w:t>
+            </w:r>
+          </w:p>
+        </w:tc>
+        <w:tc>
+          <w:tcPr/>
+          <w:p>
+            <w:pPr>
+              <w:pStyle w:val="Compact"/>
+              <w:jc w:val="left"/>
+            </w:pPr>
+            <w:r>
+              <w:t xml:space="preserve">4.00</w:t>
+            </w:r>
+          </w:p>
+        </w:tc>
+        <w:tc>
+          <w:tcPr/>
+          <w:p>
+            <w:pPr>
+              <w:pStyle w:val="Compact"/>
+              <w:jc w:val="left"/>
+            </w:pPr>
+            <w:r>
+              <w:t xml:space="preserve">Yes</w:t>
+            </w:r>
+          </w:p>
+        </w:tc>
+      </w:tr>
+      <w:tr>
+        <w:tc>
+          <w:tcPr/>
+          <w:p>
+            <w:pPr>
+              <w:pStyle w:val="Compact"/>
+            </w:pPr>
+          </w:p>
+        </w:tc>
+        <w:tc>
+          <w:tcPr/>
+          <w:p>
+            <w:pPr>
+              <w:pStyle w:val="Compact"/>
+              <w:jc w:val="left"/>
+            </w:pPr>
+            <w:r>
+              <w:t xml:space="preserve">UKB hyperthyroid</w:t>
+            </w:r>
+          </w:p>
+        </w:tc>
+        <w:tc>
+          <w:tcPr/>
+          <w:p>
+            <w:pPr>
+              <w:pStyle w:val="Compact"/>
+              <w:jc w:val="left"/>
+            </w:pPr>
+            <w:r>
+              <w:t xml:space="preserve">−2.436</w:t>
+            </w:r>
+          </w:p>
+        </w:tc>
+        <w:tc>
+          <w:tcPr/>
+          <w:p>
+            <w:pPr>
+              <w:pStyle w:val="Compact"/>
+              <w:jc w:val="left"/>
+            </w:pPr>
+            <w:r>
+              <w:t xml:space="preserve">0.223</w:t>
+            </w:r>
+          </w:p>
+        </w:tc>
+        <w:tc>
+          <w:tcPr/>
+          <w:p>
+            <w:pPr>
+              <w:pStyle w:val="Compact"/>
+              <w:jc w:val="left"/>
+            </w:pPr>
+            <w:r>
+              <w:t xml:space="preserve">0.625</w:t>
+            </w:r>
+          </w:p>
+        </w:tc>
+        <w:tc>
+          <w:tcPr/>
+          <w:p>
+            <w:pPr>
+              <w:pStyle w:val="Compact"/>
+              <w:jc w:val="left"/>
+            </w:pPr>
+            <w:r>
+              <w:t xml:space="preserve">1.87</w:t>
+            </w:r>
+          </w:p>
+        </w:tc>
+        <w:tc>
+          <w:tcPr/>
+          <w:p>
+            <w:pPr>
+              <w:pStyle w:val="Compact"/>
+              <w:jc w:val="left"/>
+            </w:pPr>
+            <w:r>
+              <w:t xml:space="preserve">Yes</w:t>
+            </w:r>
+          </w:p>
+        </w:tc>
+      </w:tr>
+      <w:tr>
+        <w:tc>
+          <w:tcPr/>
+          <w:p>
+            <w:pPr>
+              <w:pStyle w:val="Compact"/>
+            </w:pPr>
+          </w:p>
+        </w:tc>
+        <w:tc>
+          <w:tcPr/>
+          <w:p>
+            <w:pPr>
+              <w:pStyle w:val="Compact"/>
+              <w:jc w:val="left"/>
+            </w:pPr>
+            <w:r>
+              <w:t xml:space="preserve">FinnGen GO</w:t>
+            </w:r>
+          </w:p>
+        </w:tc>
+        <w:tc>
+          <w:tcPr/>
+          <w:p>
+            <w:pPr>
+              <w:pStyle w:val="Compact"/>
+              <w:jc w:val="left"/>
+            </w:pPr>
+            <w:r>
+              <w:t xml:space="preserve">−2.331</w:t>
+            </w:r>
+          </w:p>
+        </w:tc>
+        <w:tc>
+          <w:tcPr/>
+          <w:p>
+            <w:pPr>
+              <w:pStyle w:val="Compact"/>
+              <w:jc w:val="left"/>
+            </w:pPr>
+            <w:r>
+              <w:t xml:space="preserve">0.454</w:t>
+            </w:r>
+          </w:p>
+        </w:tc>
+        <w:tc>
+          <w:tcPr/>
+          <w:p>
+            <w:pPr>
+              <w:pStyle w:val="Compact"/>
+              <w:jc w:val="left"/>
+            </w:pPr>
+            <w:r>
+              <w:t xml:space="preserve">1.272</w:t>
+            </w:r>
+          </w:p>
+        </w:tc>
+        <w:tc>
+          <w:tcPr/>
+          <w:p>
+            <w:pPr>
+              <w:pStyle w:val="Compact"/>
+              <w:jc w:val="left"/>
+            </w:pPr>
+            <w:r>
+              <w:t xml:space="preserve">3.57</w:t>
+            </w:r>
+          </w:p>
+        </w:tc>
+        <w:tc>
+          <w:tcPr/>
+          <w:p>
+            <w:pPr>
+              <w:pStyle w:val="Compact"/>
+              <w:jc w:val="left"/>
+            </w:pPr>
+            <w:r>
+              <w:t xml:space="preserve">Yes</w:t>
+            </w:r>
+          </w:p>
+        </w:tc>
+      </w:tr>
+      <w:tr>
+        <w:tc>
+          <w:tcPr/>
+          <w:p>
+            <w:pPr>
+              <w:pStyle w:val="Compact"/>
+              <w:jc w:val="left"/>
+            </w:pPr>
+            <w:r>
+              <w:rPr>
+                <w:iCs/>
+                <w:i/>
+                <w:bCs/>
+                <w:b/>
+              </w:rPr>
+              <w:t xml:space="preserve">IGF1R</w:t>
+            </w:r>
+          </w:p>
+        </w:tc>
+        <w:tc>
+          <w:tcPr/>
+          <w:p>
+            <w:pPr>
+              <w:pStyle w:val="Compact"/>
+              <w:jc w:val="left"/>
+            </w:pPr>
+            <w:r>
+              <w:t xml:space="preserve">BBJ Graves</w:t>
+            </w:r>
+          </w:p>
+        </w:tc>
+        <w:tc>
+          <w:tcPr/>
+          <w:p>
+            <w:pPr>
+              <w:pStyle w:val="Compact"/>
+              <w:jc w:val="left"/>
+            </w:pPr>
+            <w:r>
+              <w:t xml:space="preserve">+0.446</w:t>
+            </w:r>
+          </w:p>
+        </w:tc>
+        <w:tc>
+          <w:tcPr/>
+          <w:p>
+            <w:pPr>
+              <w:pStyle w:val="Compact"/>
+              <w:jc w:val="left"/>
+            </w:pPr>
+            <w:r>
+              <w:t xml:space="preserve">0.194</w:t>
+            </w:r>
+          </w:p>
+        </w:tc>
+        <w:tc>
+          <w:tcPr/>
+          <w:p>
+            <w:pPr>
+              <w:pStyle w:val="Compact"/>
+              <w:jc w:val="left"/>
+            </w:pPr>
+            <w:r>
+              <w:t xml:space="preserve">0.989</w:t>
+            </w:r>
+          </w:p>
+        </w:tc>
+        <w:tc>
+          <w:tcPr/>
+          <w:p>
+            <w:pPr>
+              <w:pStyle w:val="Compact"/>
+              <w:jc w:val="left"/>
+            </w:pPr>
+            <w:r>
+              <w:t xml:space="preserve">2.69</w:t>
+            </w:r>
+          </w:p>
+        </w:tc>
+        <w:tc>
+          <w:tcPr/>
+          <w:p>
+            <w:pPr>
+              <w:pStyle w:val="Compact"/>
+              <w:jc w:val="left"/>
+            </w:pPr>
+            <w:r>
+              <w:t xml:space="preserve">No</w:t>
+            </w:r>
+          </w:p>
+        </w:tc>
+      </w:tr>
+      <w:tr>
+        <w:tc>
+          <w:tcPr/>
+          <w:p>
+            <w:pPr>
+              <w:pStyle w:val="Compact"/>
+            </w:pPr>
+          </w:p>
+        </w:tc>
+        <w:tc>
+          <w:tcPr/>
+          <w:p>
+            <w:pPr>
+              <w:pStyle w:val="Compact"/>
+              <w:jc w:val="left"/>
+            </w:pPr>
+            <w:r>
+              <w:t xml:space="preserve">UKB hyperthyroid</w:t>
+            </w:r>
+          </w:p>
+        </w:tc>
+        <w:tc>
+          <w:tcPr/>
+          <w:p>
+            <w:pPr>
+              <w:pStyle w:val="Compact"/>
+              <w:jc w:val="left"/>
+            </w:pPr>
+            <w:r>
+              <w:t xml:space="preserve">+0.299</w:t>
+            </w:r>
+          </w:p>
+        </w:tc>
+        <w:tc>
+          <w:tcPr/>
+          <w:p>
+            <w:pPr>
+              <w:pStyle w:val="Compact"/>
+              <w:jc w:val="left"/>
+            </w:pPr>
+            <w:r>
+              <w:t xml:space="preserve">0.119</w:t>
+            </w:r>
+          </w:p>
+        </w:tc>
+        <w:tc>
+          <w:tcPr/>
+          <w:p>
+            <w:pPr>
+              <w:pStyle w:val="Compact"/>
+              <w:jc w:val="left"/>
+            </w:pPr>
+            <w:r>
+              <w:t xml:space="preserve">0.333</w:t>
+            </w:r>
+          </w:p>
+        </w:tc>
+        <w:tc>
+          <w:tcPr/>
+          <w:p>
+            <w:pPr>
+              <w:pStyle w:val="Compact"/>
+              <w:jc w:val="left"/>
+            </w:pPr>
+            <w:r>
+              <w:t xml:space="preserve">1.39</w:t>
+            </w:r>
+          </w:p>
+        </w:tc>
+        <w:tc>
+          <w:tcPr/>
+          <w:p>
+            <w:pPr>
+              <w:pStyle w:val="Compact"/>
+              <w:jc w:val="left"/>
+            </w:pPr>
+            <w:r>
+              <w:t xml:space="preserve">No</w:t>
+            </w:r>
+          </w:p>
+        </w:tc>
+      </w:tr>
+      <w:tr>
+        <w:tc>
+          <w:tcPr/>
+          <w:p>
+            <w:pPr>
+              <w:pStyle w:val="Compact"/>
+            </w:pPr>
+          </w:p>
+        </w:tc>
+        <w:tc>
+          <w:tcPr/>
+          <w:p>
+            <w:pPr>
+              <w:pStyle w:val="Compact"/>
+              <w:jc w:val="left"/>
+            </w:pPr>
+            <w:r>
+              <w:t xml:space="preserve">FinnGen GO</w:t>
+            </w:r>
+          </w:p>
+        </w:tc>
+        <w:tc>
+          <w:tcPr/>
+          <w:p>
+            <w:pPr>
+              <w:pStyle w:val="Compact"/>
+              <w:jc w:val="left"/>
+            </w:pPr>
+            <w:r>
+              <w:t xml:space="preserve">+0.342</w:t>
+            </w:r>
+          </w:p>
+        </w:tc>
+        <w:tc>
+          <w:tcPr/>
+          <w:p>
+            <w:pPr>
+              <w:pStyle w:val="Compact"/>
+              <w:jc w:val="left"/>
+            </w:pPr>
+            <w:r>
+              <w:t xml:space="preserve">0.256</w:t>
+            </w:r>
+          </w:p>
+        </w:tc>
+        <w:tc>
+          <w:tcPr/>
+          <w:p>
+            <w:pPr>
+              <w:pStyle w:val="Compact"/>
+              <w:jc w:val="left"/>
+            </w:pPr>
+            <w:r>
+              <w:t xml:space="preserve">0.718</w:t>
+            </w:r>
+          </w:p>
+        </w:tc>
+        <w:tc>
+          <w:tcPr/>
+          <w:p>
+            <w:pPr>
+              <w:pStyle w:val="Compact"/>
+              <w:jc w:val="left"/>
+            </w:pPr>
+            <w:r>
+              <w:t xml:space="preserve">2.05</w:t>
+            </w:r>
+          </w:p>
+        </w:tc>
+        <w:tc>
+          <w:tcPr/>
+          <w:p>
+            <w:pPr>
+              <w:pStyle w:val="Compact"/>
+              <w:jc w:val="left"/>
+            </w:pPr>
+            <w:r>
+              <w:t xml:space="preserve">No</w:t>
+            </w:r>
+          </w:p>
+        </w:tc>
+      </w:tr>
+      <w:tr>
+        <w:tc>
+          <w:tcPr/>
+          <w:p>
+            <w:pPr>
+              <w:pStyle w:val="Compact"/>
+              <w:jc w:val="left"/>
+            </w:pPr>
+            <w:r>
+              <w:rPr>
+                <w:iCs/>
+                <w:i/>
+                <w:bCs/>
+                <w:b/>
+              </w:rPr>
+              <w:t xml:space="preserve">CTLA4</w:t>
+            </w:r>
+          </w:p>
+        </w:tc>
+        <w:tc>
+          <w:tcPr/>
+          <w:p>
+            <w:pPr>
+              <w:pStyle w:val="Compact"/>
+              <w:jc w:val="left"/>
+            </w:pPr>
+            <w:r>
+              <w:t xml:space="preserve">BBJ Graves</w:t>
+            </w:r>
+          </w:p>
+        </w:tc>
+        <w:tc>
+          <w:tcPr/>
+          <w:p>
+            <w:pPr>
+              <w:pStyle w:val="Compact"/>
+              <w:jc w:val="left"/>
+            </w:pPr>
+            <w:r>
+              <w:t xml:space="preserve">−1.740</w:t>
+            </w:r>
+          </w:p>
+        </w:tc>
+        <w:tc>
+          <w:tcPr/>
+          <w:p>
+            <w:pPr>
+              <w:pStyle w:val="Compact"/>
+              <w:jc w:val="left"/>
+            </w:pPr>
+            <w:r>
+              <w:t xml:space="preserve">0.223</w:t>
+            </w:r>
+          </w:p>
+        </w:tc>
+        <w:tc>
+          <w:tcPr/>
+          <w:p>
+            <w:pPr>
+              <w:pStyle w:val="Compact"/>
+              <w:jc w:val="left"/>
+            </w:pPr>
+            <w:r>
+              <w:t xml:space="preserve">1.137</w:t>
+            </w:r>
+          </w:p>
+        </w:tc>
+        <w:tc>
+          <w:tcPr/>
+          <w:p>
+            <w:pPr>
+              <w:pStyle w:val="Compact"/>
+              <w:jc w:val="left"/>
+            </w:pPr>
+            <w:r>
+              <w:t xml:space="preserve">3.12</w:t>
+            </w:r>
+          </w:p>
+        </w:tc>
+        <w:tc>
+          <w:tcPr/>
+          <w:p>
+            <w:pPr>
+              <w:pStyle w:val="Compact"/>
+              <w:jc w:val="left"/>
+            </w:pPr>
+            <w:r>
+              <w:t xml:space="preserve">Yes</w:t>
+            </w:r>
+          </w:p>
+        </w:tc>
+      </w:tr>
+      <w:tr>
+        <w:tc>
+          <w:tcPr/>
+          <w:p>
+            <w:pPr>
+              <w:pStyle w:val="Compact"/>
+            </w:pPr>
+          </w:p>
+        </w:tc>
+        <w:tc>
+          <w:tcPr/>
+          <w:p>
+            <w:pPr>
+              <w:pStyle w:val="Compact"/>
+              <w:jc w:val="left"/>
+            </w:pPr>
+            <w:r>
+              <w:t xml:space="preserve">UKB hyperthyroid</w:t>
+            </w:r>
+          </w:p>
+        </w:tc>
+        <w:tc>
+          <w:tcPr/>
+          <w:p>
+            <w:pPr>
+              <w:pStyle w:val="Compact"/>
+              <w:jc w:val="left"/>
+            </w:pPr>
+            <w:r>
+              <w:t xml:space="preserve">−1.569</w:t>
+            </w:r>
+          </w:p>
+        </w:tc>
+        <w:tc>
+          <w:tcPr/>
+          <w:p>
+            <w:pPr>
+              <w:pStyle w:val="Compact"/>
+              <w:jc w:val="left"/>
+            </w:pPr>
+            <w:r>
+              <w:t xml:space="preserve">0.513</w:t>
+            </w:r>
+          </w:p>
+        </w:tc>
+        <w:tc>
+          <w:tcPr/>
+          <w:p>
+            <w:pPr>
+              <w:pStyle w:val="Compact"/>
+              <w:jc w:val="left"/>
+            </w:pPr>
+            <w:r>
+              <w:t xml:space="preserve">1.436</w:t>
+            </w:r>
+          </w:p>
+        </w:tc>
+        <w:tc>
+          <w:tcPr/>
+          <w:p>
+            <w:pPr>
+              <w:pStyle w:val="Compact"/>
+              <w:jc w:val="left"/>
+            </w:pPr>
+            <w:r>
+              <w:t xml:space="preserve">4.20</w:t>
+            </w:r>
+          </w:p>
+        </w:tc>
+        <w:tc>
+          <w:tcPr/>
+          <w:p>
+            <w:pPr>
+              <w:pStyle w:val="Compact"/>
+              <w:jc w:val="left"/>
+            </w:pPr>
+            <w:r>
+              <w:t xml:space="preserve">Yes</w:t>
+            </w:r>
+          </w:p>
+        </w:tc>
+      </w:tr>
+      <w:tr>
+        <w:tc>
+          <w:tcPr/>
+          <w:p>
+            <w:pPr>
+              <w:pStyle w:val="Compact"/>
+            </w:pPr>
+          </w:p>
+        </w:tc>
+        <w:tc>
+          <w:tcPr/>
+          <w:p>
+            <w:pPr>
+              <w:pStyle w:val="Compact"/>
+              <w:jc w:val="left"/>
+            </w:pPr>
+            <w:r>
+              <w:t xml:space="preserve">FinnGen GO</w:t>
+            </w:r>
+          </w:p>
+        </w:tc>
+        <w:tc>
+          <w:tcPr/>
+          <w:p>
+            <w:pPr>
+              <w:pStyle w:val="Compact"/>
+              <w:jc w:val="left"/>
+            </w:pPr>
+            <w:r>
+              <w:t xml:space="preserve">−1.768</w:t>
+            </w:r>
+          </w:p>
+        </w:tc>
+        <w:tc>
+          <w:tcPr/>
+          <w:p>
+            <w:pPr>
+              <w:pStyle w:val="Compact"/>
+              <w:jc w:val="left"/>
+            </w:pPr>
+            <w:r>
+              <w:t xml:space="preserve">0.702</w:t>
+            </w:r>
+          </w:p>
+        </w:tc>
+        <w:tc>
+          <w:tcPr/>
+          <w:p>
+            <w:pPr>
+              <w:pStyle w:val="Compact"/>
+              <w:jc w:val="left"/>
+            </w:pPr>
+            <w:r>
+              <w:t xml:space="preserve">1.968</w:t>
+            </w:r>
+          </w:p>
+        </w:tc>
+        <w:tc>
+          <w:tcPr/>
+          <w:p>
+            <w:pPr>
+              <w:pStyle w:val="Compact"/>
+              <w:jc w:val="left"/>
+            </w:pPr>
+            <w:r>
+              <w:t xml:space="preserve">7.15</w:t>
+            </w:r>
+          </w:p>
+        </w:tc>
+        <w:tc>
+          <w:tcPr/>
+          <w:p>
+            <w:pPr>
+              <w:pStyle w:val="Compact"/>
+              <w:jc w:val="left"/>
+            </w:pPr>
+            <w:r>
+              <w:t xml:space="preserve">No</w:t>
+            </w:r>
+          </w:p>
+        </w:tc>
+      </w:tr>
+    </w:tbl>
+    <w:p>
+      <w:pPr>
+        <w:pStyle w:val="BodyText"/>
+      </w:pPr>
+      <w:r>
+        <w:rPr>
+          <w:iCs/>
+          <w:i/>
+        </w:rPr>
+        <w:t xml:space="preserve">The screen was well powered for large expression-mediated effects and recovered both established anchors (TSHR, CTLA4) at magnitudes exceeding their gene-specific thresholds. IGF1R effects fell below the corresponding thresholds in every outcome, so the absence of study-wide significance at IGF1R is expected for an effect of this size and is not evidence against a genetic contribution; IGF1R was therefore evaluated as a prespecified backbone gene across multiple evidence layers rather than on discovery significance alone. Conversely, the absence of a robust novel target constrains additional large, expression-colocalized druggable effects but not moderate ones. Values are computed from the standard errors of the locked primary MR estimates (reproduced by</w:t>
+      </w:r>
+      <w:r>
+        <w:rPr>
+          <w:iCs/>
+          <w:i/>
+        </w:rPr>
+        <w:t xml:space="preserve"> </w:t>
+      </w:r>
+      <w:r>
+        <w:rPr>
+          <w:rStyle w:val="VerbatimChar"/>
+          <w:iCs/>
+          <w:i/>
+        </w:rPr>
+        <w:t xml:space="preserve">scripts/22_power_analysis_null_screen.py</w:t>
+      </w:r>
+      <w:r>
+        <w:rPr>
+          <w:iCs/>
+          <w:i/>
+        </w:rPr>
+        <w:t xml:space="preserve">).</w:t>
       </w:r>
     </w:p>
     <w:p>
@@ -15177,6 +16709,9 @@
     </w:lvlOverride>
   </w:num>
   <w:num w:numId="1002">
+    <w:abstractNumId w:val="991"/>
+  </w:num>
+  <w:num w:numId="1003">
     <w:abstractNumId w:val="991"/>
   </w:num>
 </w:numbering>

--- a/MANUSCRIPT_TED_TRAP_v5_SUBMISSION.docx
+++ b/MANUSCRIPT_TED_TRAP_v5_SUBMISSION.docx
@@ -1625,7 +1625,7 @@
         <w:t xml:space="preserve"> </w:t>
       </w:r>
       <w:r>
-        <w:t xml:space="preserve">= 2.8×10⁻⁷). The consistency of direction and approximate magnitude across discovery, replication, and TED-specific analysis argues against an outcome-specific artifact (Figure 3B).</w:t>
+        <w:t xml:space="preserve">= 2.8×10⁻⁷). The consistency of direction and approximate magnitude across the independently ascertained Graves disease and hyperthyroidism outcomes argues against an outcome-specific artifact (Figure 3B). The concordant estimate in the TED-specific outcome is interpreted more conservatively, because Graves ophthalmopathy cases are ascertained among patients with Graves disease and compared with population controls, so that outcome substantially re-measures shared Graves disease susceptibility rather than liability specific to orbital involvement (see Limitations).</w:t>
       </w:r>
     </w:p>
     <w:p>
@@ -1705,7 +1705,7 @@
         <w:t xml:space="preserve"> </w:t>
       </w:r>
       <w:r>
-        <w:t xml:space="preserve">as an expression-colocalized upstream susceptibility anchor in GD/TED rather than merely a rediscovered Graves disease association. The apparent contrast between the protective-direction germline MR estimate and disease-state orbital upregulation is addressed in the Discussion.</w:t>
+        <w:t xml:space="preserve">as an expression-colocalized upstream susceptibility anchor for Graves disease — resolved to a shared causal variant and a single credible set rather than merely rediscovered as an association — whose signal is also recovered in a TED-enriched case series, although a TED-specific effect separable from Graves disease liability is not established by these data. The apparent contrast between the protective-direction germline MR estimate and disease-state orbital upregulation is addressed in the Discussion.</w:t>
       </w:r>
     </w:p>
     <w:bookmarkEnd w:id="32"/>
@@ -2764,7 +2764,23 @@
         <w:t xml:space="preserve"> </w:t>
       </w:r>
       <w:r>
-        <w:t xml:space="preserve">colocalization result, may also reflect ancestry, phenotype, and locus complexity. Finally, the orbital tissue analysis was exploratory, based on a small in-house cohort, and was not externally replicated. These constraints should be considered when interpreting individual estimates, but the central contrast between</w:t>
+        <w:t xml:space="preserve">colocalization result, may also reflect ancestry, phenotype, and locus complexity. Sixth, and more fundamentally, the TED-specific outcome ascertains Graves ophthalmopathy cases among individuals with Graves disease and compares them with population controls, so its genetic associations substantially reflect shared Graves disease susceptibility rather than liability specific to orbital involvement; consistency of the</w:t>
+      </w:r>
+      <w:r>
+        <w:t xml:space="preserve"> </w:t>
+      </w:r>
+      <w:r>
+        <w:rPr>
+          <w:iCs/>
+          <w:i/>
+        </w:rPr>
+        <w:t xml:space="preserve">TSHR</w:t>
+      </w:r>
+      <w:r>
+        <w:t xml:space="preserve"> </w:t>
+      </w:r>
+      <w:r>
+        <w:t xml:space="preserve">estimate in this outcome should therefore be read as reproducibility of the underlying Graves disease signal in a TED-enriched case series rather than as evidence of a TED-specific causal effect independent of Graves disease liability. Separating the two would require a within-Graves contrast of patients with and without orbitopathy, which currently available GWAS do not provide at adequate power. Finally, the orbital tissue analysis was exploratory, based on a small in-house cohort, and was not externally replicated. These constraints should be considered when interpreting individual estimates, but the central contrast between</w:t>
       </w:r>
       <w:r>
         <w:t xml:space="preserve"> </w:t>
@@ -2820,7 +2836,7 @@
         <w:t xml:space="preserve"> </w:t>
       </w:r>
       <w:r>
-        <w:t xml:space="preserve">emerged as an expression-colocalized susceptibility anchor for GD and TED, supported primarily by consistent cross-outcome genetic effects and shared-variant colocalization at rs179252, with exploratory in-house orbital tissue findings providing supportive but non-confirmatory tissue-level context. In contrast,</w:t>
+        <w:t xml:space="preserve">emerged as an expression-colocalized susceptibility anchor for GD whose signal was also recovered in a TED-enriched case series, supported primarily by consistent cross-outcome genetic effects and shared-variant colocalization at rs179252, with exploratory in-house orbital tissue findings providing supportive but non-confirmatory tissue-level context. In contrast,</w:t>
       </w:r>
       <w:r>
         <w:t xml:space="preserve"> </w:t>

--- a/MANUSCRIPT_TED_TRAP_v5_SUBMISSION.docx
+++ b/MANUSCRIPT_TED_TRAP_v5_SUBMISSION.docx
@@ -1024,7 +1024,33 @@
         <w:t xml:space="preserve">cis</w:t>
       </w:r>
       <w:r>
-        <w:t xml:space="preserve">-eQTL and outcome-association signals shared a causal variant using coloc.abf [8] (coloc) within ±1 Mb of the gene, under the single-causal-variant assumption and default priors (p1 = p2 = 10⁻⁴, p12 = 10⁻⁵) [23]. Posterior probabilities distinguish association with the eQTL only (H1), the outcome only (H2), both traits with distinct causal variants (H3), and both traits with a shared causal variant (H4). Strong colocalization was defined as PP.H4 ≥ 0.80 and evaluated separately against the discovery and TED-specific outcomes (Table S2; Figure S2).</w:t>
+        <w:t xml:space="preserve">-eQTL and outcome-association signals shared a causal variant using coloc.abf [8] (coloc) within ±1 Mb of the gene, under the single-causal-variant assumption and default priors (p1 = p2 = 10⁻⁴, p12 = 10⁻⁵) [23]. In this implementation dataset 1 was the outcome GWAS and dataset 2 the</w:t>
+      </w:r>
+      <w:r>
+        <w:t xml:space="preserve"> </w:t>
+      </w:r>
+      <w:r>
+        <w:rPr>
+          <w:iCs/>
+          <w:i/>
+        </w:rPr>
+        <w:t xml:space="preserve">cis</w:t>
+      </w:r>
+      <w:r>
+        <w:t xml:space="preserve">-eQTL, so the posterior probabilities distinguish association with the outcome only (H1), with the</w:t>
+      </w:r>
+      <w:r>
+        <w:t xml:space="preserve"> </w:t>
+      </w:r>
+      <w:r>
+        <w:rPr>
+          <w:iCs/>
+          <w:i/>
+        </w:rPr>
+        <w:t xml:space="preserve">cis</w:t>
+      </w:r>
+      <w:r>
+        <w:t xml:space="preserve">-eQTL only (H2), with both traits at distinct causal variants (H3), and with both traits at a shared causal variant (H4). Strong colocalization was defined as PP.H4 ≥ 0.80 and evaluated separately against the discovery and TED-specific outcomes (Table S2; Figure S2).</w:t>
       </w:r>
     </w:p>
     <w:bookmarkEnd w:id="26"/>
@@ -1407,7 +1433,20 @@
         <w:t xml:space="preserve"> </w:t>
       </w:r>
       <w:r>
-        <w:t xml:space="preserve">showed strong colocalization with the BBJ discovery signal (PP.H4 = 0.994 and 0.989, respectively), but did not colocalize with the TED-specific outcome (PP.H4 = 0.019 for both), where the posterior favored an outcome-only association pattern rather than shared eQTL–GWAS architecture.</w:t>
+        <w:t xml:space="preserve">showed strong colocalization with the BBJ discovery signal (PP.H4 = 0.994 and 0.989, respectively), but did not colocalize with the TED-specific outcome (PP.H4 = 0.019 for both), where the posterior instead favored an eQTL-only pattern (PP.H2 = 0.63 and 0.64): the</w:t>
+      </w:r>
+      <w:r>
+        <w:t xml:space="preserve"> </w:t>
+      </w:r>
+      <w:r>
+        <w:rPr>
+          <w:iCs/>
+          <w:i/>
+        </w:rPr>
+        <w:t xml:space="preserve">cis</w:t>
+      </w:r>
+      <w:r>
+        <w:t xml:space="preserve">-eQTL signal was present, but no association with the TED outcome was detectable at these loci.</w:t>
       </w:r>
       <w:r>
         <w:t xml:space="preserve"> </w:t>
@@ -1423,7 +1462,7 @@
         <w:t xml:space="preserve"> </w:t>
       </w:r>
       <w:r>
-        <w:t xml:space="preserve">showed a distinct-signal pattern in discovery (PP.H3 ≈ 1.0), whereas the chr16p11.2 candidates showed only weak or ambiguous colocalization in discovery (PP.H4 ≤ 0.62) and no shared colocalization support in the TED-specific outcome.</w:t>
+        <w:t xml:space="preserve">showed a distinct-signal pattern in discovery (PP.H3 ≈ 1.0), whereas the chr16p11.2 candidates showed only weak or ambiguous colocalization in discovery (PP.H4 ≤ 0.62) and no shared colocalization support in the TED-specific outcome, where they too showed an eQTL-only pattern (PP.H2 = 0.73–0.74).</w:t>
       </w:r>
     </w:p>
     <w:p>
@@ -1879,7 +1918,20 @@
         <w:t xml:space="preserve"> </w:t>
       </w:r>
       <w:r>
-        <w:t xml:space="preserve">locus, the posterior favored an outcome-only association pattern rather than a shared causal variant with expression in both the discovery and TED-specific outcomes (PP.H4 = 0.043 and 0.036; H2-dominant; Figure 3A), in contrast to the strong shared-variant evidence observed at</w:t>
+        <w:t xml:space="preserve">locus, the posterior favored an eQTL-only pattern rather than a shared causal variant in both the discovery and TED-specific outcomes (PP.H2 = 0.79 and 0.68; PP.H4 = 0.043 and 0.036; Figure 3A), indicating a well-defined</w:t>
+      </w:r>
+      <w:r>
+        <w:t xml:space="preserve"> </w:t>
+      </w:r>
+      <w:r>
+        <w:rPr>
+          <w:iCs/>
+          <w:i/>
+        </w:rPr>
+        <w:t xml:space="preserve">cis</w:t>
+      </w:r>
+      <w:r>
+        <w:t xml:space="preserve">-eQTL at the locus without a detectable disease association, in contrast to the strong shared-variant evidence observed at</w:t>
       </w:r>
       <w:r>
         <w:t xml:space="preserve"> </w:t>
@@ -2453,7 +2505,7 @@
         <w:t xml:space="preserve">TSHR</w:t>
       </w:r>
       <w:r>
-        <w:t xml:space="preserve">. Although it showed nominal positive-direction MR evidence in the discovery and replication outcomes, this signal was not accompanied by expression colocalization—the posterior favored an outcome-only association pattern rather than a shared causal variant—and</w:t>
+        <w:t xml:space="preserve">. Although it showed nominal positive-direction MR evidence in the discovery and replication outcomes, this signal was not accompanied by expression colocalization—the posterior favored an eQTL-only pattern rather than a shared causal variant—and</w:t>
       </w:r>
       <w:r>
         <w:t xml:space="preserve"> </w:t>
@@ -3717,7 +3769,17 @@
         <w:t xml:space="preserve"> </w:t>
       </w:r>
       <w:r>
-        <w:t xml:space="preserve">Bayesian colocalization posterior probabilities (coloc.abf) for each gene against BBJ Graves disease and FinnGen Graves ophthalmopathy. Bars show PP.H2 (GWAS association only), PP.H3 (distinct causal variants), and PP.H4 (shared causal variant); the dashed line marks PP.H4 = 0.8.</w:t>
+        <w:t xml:space="preserve">Bayesian colocalization posterior probabilities (coloc.abf) for each gene against BBJ Graves disease and FinnGen Graves ophthalmopathy. Bars show PP.H2 (</w:t>
+      </w:r>
+      <w:r>
+        <w:rPr>
+          <w:iCs/>
+          <w:i/>
+        </w:rPr>
+        <w:t xml:space="preserve">cis</w:t>
+      </w:r>
+      <w:r>
+        <w:t xml:space="preserve">-eQTL association only), PP.H3 (distinct causal variants), and PP.H4 (shared causal variant); the dashed line marks PP.H4 = 0.8.</w:t>
       </w:r>
       <w:r>
         <w:t xml:space="preserve"> </w:t>
@@ -3749,7 +3811,20 @@
         <w:t xml:space="preserve"> </w:t>
       </w:r>
       <w:r>
-        <w:t xml:space="preserve">is PP.H2-dominant (outcome association without a shared eQTL signal);</w:t>
+        <w:t xml:space="preserve">is PP.H2-dominant (a</w:t>
+      </w:r>
+      <w:r>
+        <w:t xml:space="preserve"> </w:t>
+      </w:r>
+      <w:r>
+        <w:rPr>
+          <w:iCs/>
+          <w:i/>
+        </w:rPr>
+        <w:t xml:space="preserve">cis</w:t>
+      </w:r>
+      <w:r>
+        <w:t xml:space="preserve">-eQTL signal without a detectable outcome association);</w:t>
       </w:r>
       <w:r>
         <w:t xml:space="preserve"> </w:t>
@@ -5615,7 +5690,7 @@
           <w:iCs/>
           <w:i/>
         </w:rPr>
-        <w:t xml:space="preserve">MR effect estimates are odds ratios (OR) per unit increase in genetically proxied gene expression, by Wald ratio (single instrument) or inverse-variance weighted (IVW; multiple instruments). Sensitivity estimators (weighted median, weighted mode, MR-Egger intercept) and the Cochran’s Q heterogeneity test are reported only where estimable; single-instrument loci are marked NA. The MR-Egger intercept P values for IGF1R (all &gt; 0.43) indicate no detectable directional pleiotropy; Cochran’s Q indicates significant between-instrument heterogeneity for CTLA4 in the UKB and FinnGen analyses (Q P = 0.001 and 0.049), consistent with cross-ancestry/phenotype locus complexity. Colocalization (coloc.abf): PP.H4 ≥ 0.80 indicates strong evidence for a shared causal variant; IGF1R is PP.H2-dominant (outcome association without a shared eQTL signal). Tissue by DESeq2 (in-house orbital RNA-seq, n = 1 control — exploratory). NS, not significant; —, not applicable/not computed. All values verified against source analysis files.</w:t>
+        <w:t xml:space="preserve">MR effect estimates are odds ratios (OR) per unit increase in genetically proxied gene expression, by Wald ratio (single instrument) or inverse-variance weighted (IVW; multiple instruments). Sensitivity estimators (weighted median, weighted mode, MR-Egger intercept) and the Cochran’s Q heterogeneity test are reported only where estimable; single-instrument loci are marked NA. The MR-Egger intercept P values for IGF1R (all &gt; 0.43) indicate no detectable directional pleiotropy; Cochran’s Q indicates significant between-instrument heterogeneity for CTLA4 in the UKB and FinnGen analyses (Q P = 0.001 and 0.049), consistent with cross-ancestry/phenotype locus complexity. Colocalization (coloc.abf): PP.H4 ≥ 0.80 indicates strong evidence for a shared causal variant; IGF1R is PP.H2-dominant (a cis-eQTL signal without a detectable outcome association). Tissue by DESeq2 (in-house orbital RNA-seq, n = 1 control — exploratory). NS, not significant; —, not applicable/not computed. All values verified against source analysis files.</w:t>
       </w:r>
     </w:p>
     <w:p>
@@ -9807,7 +9882,7 @@
           <w:iCs/>
           <w:i/>
         </w:rPr>
-        <w:t xml:space="preserve">No non-known candidate showed shared-variant colocalization (PP.H4 ≥ 0.80) in both outcomes. TNFSF14 and IFNGR1 colocalized strongly in the BBJ discovery outcome but collapsed to an outcome-only pattern (high PP.H2) in the TED-specific outcome; the chromosome 16p11.2 candidates (HSD3B7, VKORC1, PRSS36) showed only weak or ambiguous colocalization. coloc.abf priors: p1 = p2 = 1×10⁻⁴, p12 = 1×10⁻⁵.</w:t>
+        <w:t xml:space="preserve">No non-known candidate showed shared-variant colocalization (PP.H4 ≥ 0.80) in both outcomes. TNFSF14 and IFNGR1 colocalized strongly in the BBJ discovery outcome but collapsed to an eQTL-only pattern (high PP.H2) in the TED-specific outcome; the chromosome 16p11.2 candidates (HSD3B7, VKORC1, PRSS36) showed only weak or ambiguous colocalization. coloc.abf priors: p1 = p2 = 1×10⁻⁴, p12 = 1×10⁻⁵.</w:t>
       </w:r>
       <w:r>
         <w:t xml:space="preserve"> </w:t>
@@ -16387,7 +16462,17 @@
         <w:t xml:space="preserve"> </w:t>
       </w:r>
       <w:r>
-        <w:t xml:space="preserve">Stacked posterior probabilities (coloc.abf) for non-known candidate genes against BBJ Graves disease and FinnGen Graves ophthalmopathy, showing PP.H2 (outcome association only), PP.H3 (distinct causal variants), and PP.H4 (shared causal variant); the dashed line marks PP.H4 = 0.8.</w:t>
+        <w:t xml:space="preserve">Stacked posterior probabilities (coloc.abf) for non-known candidate genes against BBJ Graves disease and FinnGen Graves ophthalmopathy, showing PP.H2 (</w:t>
+      </w:r>
+      <w:r>
+        <w:rPr>
+          <w:iCs/>
+          <w:i/>
+        </w:rPr>
+        <w:t xml:space="preserve">cis</w:t>
+      </w:r>
+      <w:r>
+        <w:t xml:space="preserve">-eQTL association only), PP.H3 (distinct causal variants), and PP.H4 (shared causal variant); the dashed line marks PP.H4 = 0.8.</w:t>
       </w:r>
       <w:r>
         <w:t xml:space="preserve"> </w:t>

--- a/MANUSCRIPT_TED_TRAP_v5_SUBMISSION.docx
+++ b/MANUSCRIPT_TED_TRAP_v5_SUBMISSION.docx
@@ -2638,7 +2638,7 @@
         <w:t xml:space="preserve"> </w:t>
       </w:r>
       <w:r>
-        <w:t xml:space="preserve">illustrates a broader principle: genetic susceptibility loci and pharmacologic targets are overlapping but not identical categories. Genetic prioritization identifies where inherited liability is concentrated, whereas pharmacologic intervention may act at downstream or parallel effector pathways. This complementarity is consistent with the observation that human genetic support for a target increases the likelihood of success in drug development, even though not every effective therapeutic target is a primary genetic susceptibility locus [27]. Our findings therefore support</w:t>
+        <w:t xml:space="preserve">illustrates a broader principle: genetic susceptibility loci and pharmacologic targets are overlapping but not identical categories. Genetic prioritization identifies where inherited liability is concentrated, whereas pharmacologic intervention may act at downstream or parallel effector pathways. This complementarity is consistent with the observation that human genetic support for a target increases the likelihood of success in drug development, even though not every effective therapeutic target is a primary genetic susceptibility locus [27]. That general principle is already established; what this study contributes is not the principle but a worked, prespecified demonstration of it within a single disease area, in which the anchor and the effector are resolved side by side across the same instruments, outcomes, and filters. Our findings therefore support</w:t>
       </w:r>
       <w:r>
         <w:t xml:space="preserve"> </w:t>
@@ -2832,7 +2832,39 @@
         <w:t xml:space="preserve"> </w:t>
       </w:r>
       <w:r>
-        <w:t xml:space="preserve">estimate in this outcome should therefore be read as reproducibility of the underlying Graves disease signal in a TED-enriched case series rather than as evidence of a TED-specific causal effect independent of Graves disease liability. Separating the two would require a within-Graves contrast of patients with and without orbitopathy, which currently available GWAS do not provide at adequate power. Finally, the orbital tissue analysis was exploratory, based on a small in-house cohort, and was not externally replicated. These constraints should be considered when interpreting individual estimates, but the central contrast between</w:t>
+        <w:t xml:space="preserve">estimate in this outcome should therefore be read as reproducibility of the underlying Graves disease signal in a TED-enriched case series rather than as evidence of a TED-specific causal effect independent of Graves disease liability. Separating the two would require a within-Graves contrast of patients with and without orbitopathy, which currently available GWAS do not provide at adequate power. Seventh, the colocalization layer carries its own methodological constraints: coloc.abf was applied under the single-causal-variant assumption without a multi-causal-variant extension, and a single European reference allele-frequency vector was used for both datasets at every locus, including the East Asian discovery outcome, so posterior probabilities in the discovery arm should be regarded as approximate. No formal colocalization power analysis was performed; accordingly, the eQTL-only posterior pattern seen for candidate loci in the 858-case TED-specific outcome is consistent with insufficient power to detect an outcome association at those loci and should not be read as positive evidence for distinct causal architecture. Eighth, the framework included a single positive control, and that control did not behave uniformly:</w:t>
+      </w:r>
+      <w:r>
+        <w:t xml:space="preserve"> </w:t>
+      </w:r>
+      <w:r>
+        <w:rPr>
+          <w:iCs/>
+          <w:i/>
+        </w:rPr>
+        <w:t xml:space="preserve">CTLA4</w:t>
+      </w:r>
+      <w:r>
+        <w:t xml:space="preserve"> </w:t>
+      </w:r>
+      <w:r>
+        <w:t xml:space="preserve">colocalized in the TED-specific outcome (PP.H4 = 0.978, lead variant rs1863800) but not in the discovery outcome (PP.H3 = 0.794, lead variant rs231811). Recovery of</w:t>
+      </w:r>
+      <w:r>
+        <w:t xml:space="preserve"> </w:t>
+      </w:r>
+      <w:r>
+        <w:rPr>
+          <w:iCs/>
+          <w:i/>
+        </w:rPr>
+        <w:t xml:space="preserve">CTLA4</w:t>
+      </w:r>
+      <w:r>
+        <w:t xml:space="preserve"> </w:t>
+      </w:r>
+      <w:r>
+        <w:t xml:space="preserve">as a strong direction-consistent MR signal therefore calibrates the MR component of the screen, but the sensitivity of the combined MR-plus-colocalization filter is not established by one control locus; the absence of a robust novel target should be interpreted with that in mind, alongside the detectable effect range in Table S8. Finally, the orbital tissue analysis was exploratory, based on a small in-house cohort, and was not externally replicated. These constraints should be considered when interpreting individual estimates, but the central contrast between</w:t>
       </w:r>
       <w:r>
         <w:t xml:space="preserve"> </w:t>

--- a/MANUSCRIPT_TED_TRAP_v5_SUBMISSION.docx
+++ b/MANUSCRIPT_TED_TRAP_v5_SUBMISSION.docx
@@ -17,16 +17,16 @@
         <w:t xml:space="preserve"> </w:t>
       </w:r>
       <w:r>
-        <w:t xml:space="preserve">TSHR vs IGF-1R in Graves Disease and TED</w:t>
+        <w:t xml:space="preserve">Diverging genetic architecture of TSHR and IGF1R in GD/TED</w:t>
       </w:r>
     </w:p>
-    <w:bookmarkStart w:id="42" w:name="X8e4de8cb1853d52dd775242776ae16b70cd596c"/>
+    <w:bookmarkStart w:id="42" w:name="X14fa581d7eccf933d0c504c185d9a2d8cdf7a99"/>
     <w:p>
       <w:pPr>
         <w:pStyle w:val="Heading1"/>
       </w:pPr>
       <w:r>
-        <w:t xml:space="preserve">A drug target that is not a susceptibility locus: druggable-gene-wide Mendelian randomization distinguishes TSHR anchoring from IGF1R effector biology in Graves disease and thyroid eye disease</w:t>
+        <w:t xml:space="preserve">Genetic susceptibility and therapeutic target biology diverge at TSHR and IGF1R in Graves disease and thyroid eye disease</w:t>
       </w:r>
     </w:p>
     <w:p>
@@ -193,7 +193,7 @@
         <w:t xml:space="preserve">cis</w:t>
       </w:r>
       <w:r>
-        <w:t xml:space="preserve">-eQTL instruments from eQTLGen were used for two-sample MR across 2,545 MR-testable druggable genes. Outcome hierarchy comprised Biobank Japan Graves disease as primary discovery, UK Biobank hyperthyroidism as replication, and FinnGen R12 Graves ophthalmopathy (a TED phenotype) as the TED-specific sensitivity outcome. Bonferroni-significant discovery hits underwent cross-outcome evaluation, fine-mapping, Bayesian colocalization, and candidate filtering.</w:t>
+        <w:t xml:space="preserve">-eQTL instruments from eQTLGen were used for two-sample MR across 2,545 MR-testable druggable genes. Outcome hierarchy comprised Biobank Japan Graves disease as primary discovery, UK Biobank hyperthyroidism as replication, and FinnGen R12 Graves ophthalmopathy (a TED phenotype) as the TED-enriched sensitivity outcome. Bonferroni-significant discovery hits underwent cross-outcome evaluation, fine-mapping, Bayesian colocalization, and candidate filtering.</w:t>
       </w:r>
       <w:r>
         <w:t xml:space="preserve"> </w:t>
@@ -269,7 +269,7 @@
         <w:t xml:space="preserve"> </w:t>
       </w:r>
       <w:r>
-        <w:t xml:space="preserve">showed consistent protective MR effects across all three outcomes, strong colocalization with the discovery and TED-specific signals (PP.H4=0.951 and 0.986; shared variant rs179252), and exploratory upregulation in TED orbital tissue (log2FC=+2.33, adjusted P=0.032).</w:t>
+        <w:t xml:space="preserve">showed consistent protective MR effects across all three outcomes, strong colocalization with the discovery and TED-enriched signals (PP.H4=0.951 and 0.986; shared variant rs179252), and exploratory upregulation in TED orbital tissue (log2FC=+2.33, adjusted P=0.032).</w:t>
       </w:r>
       <w:r>
         <w:t xml:space="preserve"> </w:t>
@@ -332,7 +332,10 @@
         <w:t xml:space="preserve">TSHR</w:t>
       </w:r>
       <w:r>
-        <w:t xml:space="preserve">-anchored, expression-colocalized susceptibility, whereas</w:t>
+        <w:t xml:space="preserve"> </w:t>
+      </w:r>
+      <w:r>
+        <w:t xml:space="preserve">as an expression-colocalized susceptibility anchor for GD, whereas</w:t>
       </w:r>
       <w:r>
         <w:t xml:space="preserve"> </w:t>
@@ -348,7 +351,20 @@
         <w:t xml:space="preserve"> </w:t>
       </w:r>
       <w:r>
-        <w:t xml:space="preserve">showed nominal genetic association without expression colocalization—a profile most consistent with pharmacologic effector biology rather than primary, expression-colocalized genetic susceptibility in GD/TED.</w:t>
+        <w:t xml:space="preserve">showed nominal genetic association without expression colocalization—a genetic profile more compatible with an effector-target interpretation than with the</w:t>
+      </w:r>
+      <w:r>
+        <w:t xml:space="preserve"> </w:t>
+      </w:r>
+      <w:r>
+        <w:rPr>
+          <w:iCs/>
+          <w:i/>
+        </w:rPr>
+        <w:t xml:space="preserve">TSHR</w:t>
+      </w:r>
+      <w:r>
+        <w:t xml:space="preserve">-like expression-colocalized susceptibility architecture.</w:t>
       </w:r>
     </w:p>
     <w:p>
@@ -613,7 +629,7 @@
         <w:t xml:space="preserve">cis</w:t>
       </w:r>
       <w:r>
-        <w:t xml:space="preserve">-eQTL MR and colocalization framework across a prespecified GD/TED outcome hierarchy: Biobank Japan Graves disease as the primary discovery outcome, UK Biobank hyperthyroidism as replication, and FinnGen Graves ophthalmopathy as a TED-specific sensitivity outcome. We integrated this framework with</w:t>
+        <w:t xml:space="preserve">-eQTL MR and colocalization framework across a prespecified GD/TED outcome hierarchy: Biobank Japan Graves disease as the primary discovery outcome, UK Biobank hyperthyroidism as replication, and FinnGen Graves ophthalmopathy as a TED-enriched sensitivity outcome. We integrated this framework with</w:t>
       </w:r>
       <w:r>
         <w:t xml:space="preserve"> </w:t>
@@ -700,7 +716,7 @@
         <w:pStyle w:val="BodyText"/>
       </w:pPr>
       <w:r>
-        <w:t xml:space="preserve">Disease outcomes followed a prespecified hierarchy of decreasing sample size but increasing TED specificity: Graves disease from Biobank Japan (BBJ; East Asian; 2,809 cases) as the primary discovery outcome, hyperthyroidism from UK Biobank (UKB; European; 3,731 cases) as cross-ancestry replication [13], and Graves ophthalmopathy from FinnGen R12 (European; 858 cases) as the TED-specific sensitivity outcome [14] (Table 1). Because TED-specific GWAS remain substantially smaller than GD GWAS, this design tested the signal first in a better-powered discovery set and then in a TED-specific outcome. An in-house orbital RNA-seq dataset (Korean; four TED, one control) provided exploratory tissue-level triangulation and was not used for instrument selection.</w:t>
+        <w:t xml:space="preserve">Disease outcomes followed a prespecified hierarchy of decreasing sample size but increasing TED specificity: Graves disease from Biobank Japan (BBJ; East Asian; 2,809 cases) as the primary discovery outcome, hyperthyroidism from UK Biobank (UKB; European; 3,731 cases) as cross-ancestry replication [13], and Graves ophthalmopathy from FinnGen R12 (European; 858 cases) as the TED-enriched sensitivity outcome [14] (Table 1). Because TED-specific GWAS remain substantially smaller than GD GWAS, this design tested the signal first in a better-powered discovery set and then in a TED-enriched outcome. An in-house orbital RNA-seq dataset (Korean; four TED, one control) provided exploratory tissue-level triangulation and was not used for instrument selection.</w:t>
       </w:r>
     </w:p>
     <w:bookmarkEnd w:id="22"/>
@@ -893,7 +909,7 @@
         <w:t xml:space="preserve"> </w:t>
       </w:r>
       <w:r>
-        <w:t xml:space="preserve">&lt; 1.965×10⁻⁵; 0.05/2,545). Replication and TED-specific support were evaluated using direction-consistent nominal association (</w:t>
+        <w:t xml:space="preserve">&lt; 1.965×10⁻⁵; 0.05/2,545). Replication and TED-enriched support were evaluated using direction-consistent nominal association (</w:t>
       </w:r>
       <w:r>
         <w:rPr>
@@ -937,7 +953,7 @@
         <w:t xml:space="preserve">z</w:t>
       </w:r>
       <w:r>
-        <w:t xml:space="preserve">0.80) × SE, using α = 1.965×10⁻⁵ for the discovery outcome and α = 0.05 for the replication and TED-specific outcomes. This design-based approach uses the standard errors actually obtained after harmonization rather than reconstructed variance components, and is reported for all genes and for the prespecified backbone loci (Table S8).</w:t>
+        <w:t xml:space="preserve">0.80) × SE, using α = 1.965×10⁻⁵ for the discovery outcome and α = 0.05 for the replication and TED-enriched outcomes. This design-based approach uses the standard errors actually obtained after harmonization rather than reconstructed variance components, and is reported for all genes and for the prespecified backbone loci (Table S8).</w:t>
       </w:r>
     </w:p>
     <w:bookmarkEnd w:id="25"/>
@@ -1050,7 +1066,7 @@
         <w:t xml:space="preserve">cis</w:t>
       </w:r>
       <w:r>
-        <w:t xml:space="preserve">-eQTL only (H2), with both traits at distinct causal variants (H3), and with both traits at a shared causal variant (H4). Strong colocalization was defined as PP.H4 ≥ 0.80 and evaluated separately against the discovery and TED-specific outcomes (Table S2; Figure S2).</w:t>
+        <w:t xml:space="preserve">-eQTL only (H2), with both traits at distinct causal variants (H3), and with both traits at a shared causal variant (H4). Strong colocalization was defined as PP.H4 ≥ 0.80 and evaluated separately against the discovery and TED-enriched outcomes (Table S2; Figure S2).</w:t>
       </w:r>
     </w:p>
     <w:bookmarkEnd w:id="26"/>
@@ -1167,7 +1183,7 @@
         <w:t xml:space="preserve">Figure 1</w:t>
       </w:r>
       <w:r>
-        <w:t xml:space="preserve">). The analysis followed a prespecified outcome hierarchy using Biobank Japan (BBJ) Graves disease as the primary discovery outcome, UK Biobank (UKB) hyperthyroidism as replication, and FinnGen R12 Graves ophthalmopathy (a TED phenotype) as the TED-specific sensitivity outcome, with data sources summarized in</w:t>
+        <w:t xml:space="preserve">). The analysis followed a prespecified outcome hierarchy using Biobank Japan (BBJ) Graves disease as the primary discovery outcome, UK Biobank (UKB) hyperthyroidism as replication, and FinnGen R12 Graves ophthalmopathy (a TED phenotype) as the TED-enriched sensitivity outcome, with data sources summarized in</w:t>
       </w:r>
       <w:r>
         <w:t xml:space="preserve"> </w:t>
@@ -1331,7 +1347,7 @@
         <w:pStyle w:val="FirstParagraph"/>
       </w:pPr>
       <w:r>
-        <w:t xml:space="preserve">The 13 discovery hits were not treated as putative targets on the strength of the discovery MR alone. Instead, each was classified according to prior biological status, genomic context, cross-outcome support, and colocalization with both the discovery and TED-specific signals. Two hits—</w:t>
+        <w:t xml:space="preserve">The 13 discovery hits were not treated as putative targets on the strength of the discovery MR alone. Instead, each was classified according to prior biological status, genomic context, cross-outcome support, and colocalization with both the discovery and TED-enriched signals. Two hits—</w:t>
       </w:r>
       <w:r>
         <w:rPr>
@@ -1433,7 +1449,7 @@
         <w:t xml:space="preserve"> </w:t>
       </w:r>
       <w:r>
-        <w:t xml:space="preserve">showed strong colocalization with the BBJ discovery signal (PP.H4 = 0.994 and 0.989, respectively), but did not colocalize with the TED-specific outcome (PP.H4 = 0.019 for both), where the posterior instead favored an eQTL-only pattern (PP.H2 = 0.63 and 0.64): the</w:t>
+        <w:t xml:space="preserve">showed strong colocalization with the BBJ discovery signal (PP.H4 = 0.994 and 0.989, respectively), but did not colocalize with the TED-enriched outcome (PP.H4 = 0.019 for both), where the posterior instead favored an eQTL-only pattern (PP.H2 = 0.63 and 0.64): the</w:t>
       </w:r>
       <w:r>
         <w:t xml:space="preserve"> </w:t>
@@ -1462,7 +1478,7 @@
         <w:t xml:space="preserve"> </w:t>
       </w:r>
       <w:r>
-        <w:t xml:space="preserve">showed a distinct-signal pattern in discovery (PP.H3 ≈ 1.0), whereas the chr16p11.2 candidates showed only weak or ambiguous colocalization in discovery (PP.H4 ≤ 0.62) and no shared colocalization support in the TED-specific outcome, where they too showed an eQTL-only pattern (PP.H2 = 0.73–0.74).</w:t>
+        <w:t xml:space="preserve">showed a distinct-signal pattern in discovery (PP.H3 ≈ 1.0), whereas the chr16p11.2 candidates showed only weak or ambiguous colocalization in discovery (PP.H4 ≤ 0.62) and no shared colocalization support in the TED-enriched outcome, where they too showed an eQTL-only pattern (PP.H2 = 0.73–0.74).</w:t>
       </w:r>
     </w:p>
     <w:p>
@@ -1470,7 +1486,7 @@
         <w:pStyle w:val="BodyText"/>
       </w:pPr>
       <w:r>
-        <w:t xml:space="preserve">Overall, no non-known candidate showed strong colocalization in both BBJ Graves disease and the TED-specific outcome. Thus, after cross-outcome colocalization filtering, the screen yielded no robust novel target. This filtering result was retained as part of the final interpretation because it prevented overinterpretation of single-outcome or LD-driven discovery signals and strengthened the focus on the prespecified backbone genes</w:t>
+        <w:t xml:space="preserve">Overall, no non-known candidate showed strong colocalization in both BBJ Graves disease and the TED-enriched outcome. Thus, after cross-outcome colocalization filtering, the screen yielded no robust novel target. This filtering result was retained as part of the final interpretation because it prevented overinterpretation of single-outcome or LD-driven discovery signals and strengthened the focus on the prespecified backbone genes</w:t>
       </w:r>
       <w:r>
         <w:t xml:space="preserve"> </w:t>
@@ -1527,7 +1543,7 @@
         <w:t xml:space="preserve">Table S8</w:t>
       </w:r>
       <w:r>
-        <w:t xml:space="preserve">). At the study-wide discovery threshold and 80% power, the median gene was powered to detect an odds ratio of approximately 2.55 per unit genetically proxied expression (interquartile range 1.71–5.19); 35.6% of genes were powered for OR ≥ 2.0 and 14.6% for OR ≥ 1.5. In the TED-specific outcome at nominal significance, the corresponding median detectable OR was approximately 2.12. The screen was therefore well powered for large expression-mediated effects — consistent with its recovery of</w:t>
+        <w:t xml:space="preserve">). At the study-wide discovery threshold and 80% power, the median gene was powered to detect an odds ratio of approximately 2.55 per unit genetically proxied expression (interquartile range 1.71–5.19); 35.6% of genes were powered for OR ≥ 2.0 and 14.6% for OR ≥ 1.5. In the TED-enriched outcome at nominal significance, the corresponding median detectable OR was approximately 2.12. The screen was therefore well powered for large expression-mediated effects — consistent with its recovery of</w:t>
       </w:r>
       <w:r>
         <w:t xml:space="preserve"> </w:t>
@@ -1648,7 +1664,7 @@
         <w:t xml:space="preserve"> </w:t>
       </w:r>
       <w:r>
-        <w:t xml:space="preserve">= 8.8×10⁻²⁸), and the TED-specific outcome (β = −2.33,</w:t>
+        <w:t xml:space="preserve">= 8.8×10⁻²⁸), and the TED-enriched outcome (β = −2.33,</w:t>
       </w:r>
       <w:r>
         <w:t xml:space="preserve"> </w:t>
@@ -1664,7 +1680,7 @@
         <w:t xml:space="preserve"> </w:t>
       </w:r>
       <w:r>
-        <w:t xml:space="preserve">= 2.8×10⁻⁷). The consistency of direction and approximate magnitude across the independently ascertained Graves disease and hyperthyroidism outcomes argues against an outcome-specific artifact (Figure 3B). The concordant estimate in the TED-specific outcome is interpreted more conservatively, because Graves ophthalmopathy cases are ascertained among patients with Graves disease and compared with population controls, so that outcome substantially re-measures shared Graves disease susceptibility rather than liability specific to orbital involvement (see Limitations).</w:t>
+        <w:t xml:space="preserve">= 2.8×10⁻⁷). The consistency of direction and approximate magnitude across the independently ascertained Graves disease and hyperthyroidism outcomes argues against an outcome-specific artifact (Figure 3B). The concordant estimate in the TED-enriched outcome is interpreted more conservatively, because Graves ophthalmopathy cases are ascertained among patients with Graves disease and compared with population controls, so that outcome substantially re-measures shared Graves disease susceptibility rather than liability specific to orbital involvement (see Limitations).</w:t>
       </w:r>
     </w:p>
     <w:p>
@@ -1688,7 +1704,7 @@
         <w:t xml:space="preserve"> </w:t>
       </w:r>
       <w:r>
-        <w:t xml:space="preserve">expression and disease association in both the discovery and TED-specific outcomes (PP.H4 = 0.951 and 0.986, respectively; Figure 3A), with rs179252 prioritized as the shared lead variant (Table 2). Fine-mapping and ancestry-matched LD assessment supported retention of rs179252 as the single-IV/locus-level anchor: secondary credible-set lead variants remained in substantial LD with rs179252 and did not provide clearly independent additional instruments (Table S3; Figure S1).</w:t>
+        <w:t xml:space="preserve">expression and disease association in both the discovery and TED-enriched outcomes (PP.H4 = 0.951 and 0.986, respectively; Figure 3A), with rs179252 prioritized as the shared lead variant (Table 2). Fine-mapping and ancestry-matched LD assessment supported retention of rs179252 as the single-IV/locus-level anchor: secondary credible-set lead variants remained in substantial LD with rs179252 and did not provide clearly independent additional instruments (Table S3; Figure S1).</w:t>
       </w:r>
     </w:p>
     <w:p>
@@ -1849,7 +1865,7 @@
         <w:t xml:space="preserve"> </w:t>
       </w:r>
       <w:r>
-        <w:t xml:space="preserve">= 0.012); the TED-specific estimate was directionally consistent but non-significant (β = +0.34,</w:t>
+        <w:t xml:space="preserve">= 0.012); the TED-enriched estimate was directionally consistent but non-significant (β = +0.34,</w:t>
       </w:r>
       <w:r>
         <w:t xml:space="preserve"> </w:t>
@@ -1918,7 +1934,7 @@
         <w:t xml:space="preserve"> </w:t>
       </w:r>
       <w:r>
-        <w:t xml:space="preserve">locus, the posterior favored an eQTL-only pattern rather than a shared causal variant in both the discovery and TED-specific outcomes (PP.H2 = 0.79 and 0.68; PP.H4 = 0.043 and 0.036; Figure 3A), indicating a well-defined</w:t>
+        <w:t xml:space="preserve">locus, the posterior favored an eQTL-only pattern rather than a shared causal variant in both the discovery and TED-enriched outcomes (PP.H2 = 0.79 and 0.68; PP.H4 = 0.043 and 0.036; Figure 3A), indicating a well-defined</w:t>
       </w:r>
       <w:r>
         <w:t xml:space="preserve"> </w:t>
@@ -2105,7 +2121,7 @@
         <w:t xml:space="preserve"> </w:t>
       </w:r>
       <w:r>
-        <w:t xml:space="preserve">= 0.002) and the TED-specific outcome (β = −1.77,</w:t>
+        <w:t xml:space="preserve">= 0.002) and the TED-enriched outcome (β = −1.77,</w:t>
       </w:r>
       <w:r>
         <w:t xml:space="preserve"> </w:t>
@@ -2161,7 +2177,7 @@
         <w:t xml:space="preserve"> </w:t>
       </w:r>
       <w:r>
-        <w:t xml:space="preserve">was outcome-dependent: the posterior favored distinct causal variants in the discovery outcome (PP.H3 = 0.79), but strong colocalization in the TED-specific outcome (PP.H4 = 0.978; Figure 3A). This mixed pattern, together with heterogeneity across instruments in the replication analysis (Table S6), is consistent with locus and cross-ancestry complexity at</w:t>
+        <w:t xml:space="preserve">was outcome-dependent: the posterior favored distinct causal variants in the discovery outcome (PP.H3 = 0.79), but strong colocalization in the TED-enriched outcome (PP.H4 = 0.978; Figure 3A). This mixed pattern, together with heterogeneity across instruments in the replication analysis (Table S6), is consistent with locus and cross-ancestry complexity at</w:t>
       </w:r>
       <w:r>
         <w:t xml:space="preserve"> </w:t>
@@ -2321,7 +2337,7 @@
         <w:t xml:space="preserve">cis</w:t>
       </w:r>
       <w:r>
-        <w:t xml:space="preserve">-eQTL instrument produced consistent protective-direction estimates, arguing against an outcome-specific artifact. Colocalization placed this effect on a shared causal variant with disease association in both the discovery and TED-specific outcomes, with rs179252 prioritized as the common lead variant. Fine-mapping and ancestry-matched LD assessment further supported retention of rs179252 as a single-instrument locus-level anchor: secondary credible-set lead variants remained in substantial linkage disequilibrium and did not provide clearly independent additional instruments. Thus, the MR estimate reflects a well-defined locus-level signal rather than an artifact of unmodeled allelic heterogeneity or arbitrary instrument selection. The convergence of these genetic findings with exploratory</w:t>
+        <w:t xml:space="preserve">-eQTL instrument produced consistent protective-direction estimates, arguing against an outcome-specific artifact. Colocalization placed this effect on a shared causal variant with disease association in both the discovery and TED-enriched outcomes, with rs179252 prioritized as the common lead variant. Fine-mapping and ancestry-matched LD assessment further supported retention of rs179252 as a single-instrument locus-level anchor: secondary credible-set lead variants remained in substantial linkage disequilibrium and did not provide clearly independent additional instruments. Thus, the MR estimate reflects a well-defined locus-level signal rather than an artifact of unmodeled allelic heterogeneity or arbitrary instrument selection. The convergence of these genetic findings with exploratory</w:t>
       </w:r>
       <w:r>
         <w:t xml:space="preserve"> </w:t>
@@ -2710,7 +2726,7 @@
         <w:t xml:space="preserve"> </w:t>
       </w:r>
       <w:r>
-        <w:t xml:space="preserve">colocalized strongly with the BBJ Graves disease signal but failed to show shared-variant colocalization in the TED-specific outcome, while the chromosome 16p11.2 candidates showed only weak or ambiguous colocalization within a narrow linkage-disequilibrium window. Had we relied on discovery significance alone, any of these signals could have been overinterpreted as a putative druggable target. Requiring cross-outcome support and colocalization-based filtering guarded against the overinterpretation of single-outcome or LD-driven signals that can arise in large druggable-gene screens. This conservative outcome is compatible with the currently available genetic evidence, in which strong autoimmune and thyroid-specific loci are more consistently recovered than novel druggable candidates [9, 10]; it does not exclude additional contributors of smaller effect that larger TED-specific GWAS may eventually reveal.</w:t>
+        <w:t xml:space="preserve">colocalized strongly with the BBJ Graves disease signal but failed to show shared-variant colocalization in the TED-enriched outcome, while the chromosome 16p11.2 candidates showed only weak or ambiguous colocalization within a narrow linkage-disequilibrium window. Had we relied on discovery significance alone, any of these signals could have been overinterpreted as a putative druggable target. Requiring cross-outcome support and colocalization-based filtering guarded against the overinterpretation of single-outcome or LD-driven signals that can arise in large druggable-gene screens. This conservative outcome is compatible with the currently available genetic evidence, in which strong autoimmune and thyroid-specific loci are more consistently recovered than novel druggable candidates [9, 10]; it does not exclude additional contributors of smaller effect that larger TED-specific GWAS may eventually reveal.</w:t>
       </w:r>
     </w:p>
     <w:p>
@@ -2718,7 +2734,7 @@
         <w:pStyle w:val="BodyText"/>
       </w:pPr>
       <w:r>
-        <w:t xml:space="preserve">Several methodological features support the robustness of these conclusions. First, the outcome hierarchy was prespecified across BBJ Graves disease (discovery), UKB hyperthyroidism (replication), and FinnGen Graves ophthalmopathy (TED-specific sensitivity), so interpretation rested on cross-outcome consistency rather than any single dataset. Second, prioritization required both direction-consistent cross-outcome association and Bayesian colocalization [8] before a non-known signal was advanced as robust. Third, the positive-control locus</w:t>
+        <w:t xml:space="preserve">Several methodological features support the robustness of these conclusions. First, the outcome hierarchy was prespecified across BBJ Graves disease (discovery), UKB hyperthyroidism (replication), and FinnGen Graves ophthalmopathy (TED-enriched sensitivity), so interpretation rested on cross-outcome consistency rather than any single dataset. Second, prioritization required both direction-consistent cross-outcome association and Bayesian colocalization [8] before a non-known signal was advanced as robust. Third, the positive-control locus</w:t>
       </w:r>
       <w:r>
         <w:t xml:space="preserve"> </w:t>
@@ -2800,7 +2816,7 @@
         <w:t xml:space="preserve"> </w:t>
       </w:r>
       <w:r>
-        <w:t xml:space="preserve">signal rested on a single instrument; while fine-mapping [22] supported this as a locus-level anchor rather than an artifact, single-instrument analyses preclude formal pleiotropy diagnostics such as the MR-Egger intercept. Fifth, the TED-specific outcome was smaller than the discovery outcome, limiting power for TED-specific colocalization and restricting the detectable effect range (Table S8); outcome-dependent patterns, including the mixed</w:t>
+        <w:t xml:space="preserve">signal rested on a single instrument; while fine-mapping [22] supported this as a locus-level anchor rather than an artifact, single-instrument analyses preclude formal pleiotropy diagnostics such as the MR-Egger intercept. Fifth, the TED-enriched outcome was smaller than the discovery outcome, limiting power for TED-enriched colocalization and restricting the detectable effect range (Table S8); outcome-dependent patterns, including the mixed</w:t>
       </w:r>
       <w:r>
         <w:t xml:space="preserve"> </w:t>
@@ -2816,7 +2832,7 @@
         <w:t xml:space="preserve"> </w:t>
       </w:r>
       <w:r>
-        <w:t xml:space="preserve">colocalization result, may also reflect ancestry, phenotype, and locus complexity. Sixth, and more fundamentally, the TED-specific outcome ascertains Graves ophthalmopathy cases among individuals with Graves disease and compares them with population controls, so its genetic associations substantially reflect shared Graves disease susceptibility rather than liability specific to orbital involvement; consistency of the</w:t>
+        <w:t xml:space="preserve">colocalization result, may also reflect ancestry, phenotype, and locus complexity. Sixth, and more fundamentally, the TED-enriched outcome ascertains Graves ophthalmopathy cases among individuals with Graves disease and compares them with population controls, so its genetic associations substantially reflect shared Graves disease susceptibility rather than liability specific to orbital involvement; consistency of the</w:t>
       </w:r>
       <w:r>
         <w:t xml:space="preserve"> </w:t>
@@ -2832,7 +2848,7 @@
         <w:t xml:space="preserve"> </w:t>
       </w:r>
       <w:r>
-        <w:t xml:space="preserve">estimate in this outcome should therefore be read as reproducibility of the underlying Graves disease signal in a TED-enriched case series rather than as evidence of a TED-specific causal effect independent of Graves disease liability. Separating the two would require a within-Graves contrast of patients with and without orbitopathy, which currently available GWAS do not provide at adequate power. Seventh, the colocalization layer carries its own methodological constraints: coloc.abf was applied under the single-causal-variant assumption without a multi-causal-variant extension, and a single European reference allele-frequency vector was used for both datasets at every locus, including the East Asian discovery outcome, so posterior probabilities in the discovery arm should be regarded as approximate. No formal colocalization power analysis was performed; accordingly, the eQTL-only posterior pattern seen for candidate loci in the 858-case TED-specific outcome is consistent with insufficient power to detect an outcome association at those loci and should not be read as positive evidence for distinct causal architecture. Eighth, the framework included a single positive control, and that control did not behave uniformly:</w:t>
+        <w:t xml:space="preserve">estimate in this outcome should therefore be read as reproducibility of the underlying Graves disease signal in a TED-enriched case series rather than as evidence of a TED-specific causal effect independent of Graves disease liability. Separating the two would require a within-Graves contrast of patients with and without orbitopathy, which currently available GWAS do not provide at adequate power. Seventh, the colocalization layer carries its own methodological constraints: coloc.abf was applied under the single-causal-variant assumption without a multi-causal-variant extension, and a single European reference allele-frequency vector was used for both datasets at every locus, including the East Asian discovery outcome, so posterior probabilities in the discovery arm should be regarded as approximate. No formal colocalization power analysis was performed; accordingly, the eQTL-only posterior pattern seen for candidate loci in the 858-case TED-enriched outcome is consistent with insufficient power to detect an outcome association at those loci and should not be read as positive evidence for distinct causal architecture. Eighth, the framework included a single positive control, and that control did not behave uniformly:</w:t>
       </w:r>
       <w:r>
         <w:t xml:space="preserve"> </w:t>
@@ -2848,7 +2864,7 @@
         <w:t xml:space="preserve"> </w:t>
       </w:r>
       <w:r>
-        <w:t xml:space="preserve">colocalized in the TED-specific outcome (PP.H4 = 0.978, lead variant rs1863800) but not in the discovery outcome (PP.H3 = 0.794, lead variant rs231811). Recovery of</w:t>
+        <w:t xml:space="preserve">colocalized in the TED-enriched outcome (PP.H4 = 0.978, lead variant rs1863800) but not in the discovery outcome (PP.H3 = 0.794, lead variant rs231811). Recovery of</w:t>
       </w:r>
       <w:r>
         <w:t xml:space="preserve"> </w:t>
@@ -3513,7 +3529,7 @@
         <w:t xml:space="preserve">cis</w:t>
       </w:r>
       <w:r>
-        <w:t xml:space="preserve">-eQTL instruments and three GD/TED outcome GWAS arranged by a prespecified hierarchy—Biobank Japan Graves disease (primary discovery), UK Biobank hyperthyroidism (cross-ancestry replication), and FinnGen R12 Graves ophthalmopathy (TED-specific sensitivity)—together with an in-house orbital RNA-seq dataset used only for exploratory tissue support. Analysis (middle): druggable-gene-wide</w:t>
+        <w:t xml:space="preserve">-eQTL instruments and three GD/TED outcome GWAS arranged by a prespecified hierarchy—Biobank Japan Graves disease (primary discovery), UK Biobank hyperthyroidism (cross-ancestry replication), and FinnGen R12 Graves ophthalmopathy (TED-enriched sensitivity)—together with an in-house orbital RNA-seq dataset used only for exploratory tissue support. Analysis (middle): druggable-gene-wide</w:t>
       </w:r>
       <w:r>
         <w:t xml:space="preserve"> </w:t>
@@ -4343,7 +4359,7 @@
               <w:jc w:val="left"/>
             </w:pPr>
             <w:r>
-              <w:t xml:space="preserve">TED-specific sensitivity outcome</w:t>
+              <w:t xml:space="preserve">TED-enriched sensitivity outcome</w:t>
             </w:r>
           </w:p>
         </w:tc>
@@ -4432,7 +4448,7 @@
           <w:iCs/>
           <w:i/>
         </w:rPr>
-        <w:t xml:space="preserve">eQTLGen sample size indicates the maximum available blood cis-eQTL sample size; SNP-level sample sizes vary across instruments (e.g., rs179252 NrSamples = 31,566). BBJ Graves disease was used as the primary discovery phenotype, UKB hyperthyroidism as cross-ancestry/broader-phenotype replication, and FinnGen Graves ophthalmopathy as the TED-specific sensitivity outcome. UKB binary-trait effect estimates were rescaled from a linear mixed-model scale to log-odds using case prevalence.</w:t>
+        <w:t xml:space="preserve">eQTLGen sample size indicates the maximum available blood cis-eQTL sample size; SNP-level sample sizes vary across instruments (e.g., rs179252 NrSamples = 31,566). BBJ Graves disease was used as the primary discovery phenotype, UKB hyperthyroidism as cross-ancestry/broader-phenotype replication, and FinnGen Graves ophthalmopathy as the TED-enriched sensitivity outcome. UKB binary-trait effect estimates were rescaled from a linear mixed-model scale to log-odds using case prevalence.</w:t>
       </w:r>
     </w:p>
     <w:p>
@@ -7036,7 +7052,7 @@
           <w:iCs/>
           <w:i/>
         </w:rPr>
-        <w:t xml:space="preserve">Primary discovery estimates against BBJ Graves disease (Wald ratio for single-instrument loci, IVW for multi-instrument loci), ordered by discovery P value. OR per unit increase in genetically proxied expression. Colocalization (coloc.abf) was evaluated against the BBJ discovery and FinnGen TED-specific outcomes;</w:t>
+        <w:t xml:space="preserve">Primary discovery estimates against BBJ Graves disease (Wald ratio for single-instrument loci, IVW for multi-instrument loci), ordered by discovery P value. OR per unit increase in genetically proxied expression. Colocalization (coloc.abf) was evaluated against the BBJ discovery and FinnGen TED-enriched outcomes;</w:t>
       </w:r>
       <w:r>
         <w:rPr>
@@ -7078,7 +7094,7 @@
           <w:iCs/>
           <w:i/>
         </w:rPr>
-        <w:t xml:space="preserve">denotes loci in the MHC region or otherwise not carried into formal two-outcome colocalization. The two established loci (TSHR, CTLA4) and MHC-region signals are recognized a priori. Among non-known candidates, TNFSF14 and IFNGR1 colocalized strongly in BBJ (PP.H4 = 0.994 and 0.989) but not in the TED-specific outcome (PP.H4 = 0.019), and the chr16p11.2 cluster reflects a single LD block (Supplementary Table S5); no non-known candidate showed shared-variant colocalization in both outcomes, yielding no robust novel target.</w:t>
+        <w:t xml:space="preserve">denotes loci in the MHC region or otherwise not carried into formal two-outcome colocalization. The two established loci (TSHR, CTLA4) and MHC-region signals are recognized a priori. Among non-known candidates, TNFSF14 and IFNGR1 colocalized strongly in BBJ (PP.H4 = 0.994 and 0.989) but not in the TED-enriched outcome (PP.H4 = 0.019), and the chr16p11.2 cluster reflects a single LD block (Supplementary Table S5); no non-known candidate showed shared-variant colocalization in both outcomes, yielding no robust novel target.</w:t>
       </w:r>
     </w:p>
     <w:p>
@@ -8348,7 +8364,7 @@
         <w:t xml:space="preserve"> </w:t>
       </w:r>
       <w:r>
-        <w:t xml:space="preserve">in the colocalization column denotes MHC-region loci not carried into formal colocalization. Several discovery hits do not reproduce in the broader-phenotype (UKB) or TED-specific (FinnGen) outcomes. Among non-MHC established anchors,</w:t>
+        <w:t xml:space="preserve">in the colocalization column denotes MHC-region loci not carried into formal colocalization. Several discovery hits do not reproduce in the broader-phenotype (UKB) or TED-enriched (FinnGen) outcomes. Among non-MHC established anchors,</w:t>
       </w:r>
       <w:r>
         <w:t xml:space="preserve"> </w:t>
@@ -8402,7 +8418,7 @@
         <w:t xml:space="preserve"> </w:t>
       </w:r>
       <w:r>
-        <w:t xml:space="preserve">Candidate colocalization results across the discovery (BBJ Graves disease) and TED-specific (FinnGen Graves ophthalmopathy) outcomes for non-known candidate hits. Posterior probabilities are from coloc.abf (H0 no association; H1 GWAS only; H2 eQTL only; H3 distinct causal variants; H4 shared causal variant).</w:t>
+        <w:t xml:space="preserve">Candidate colocalization results across the discovery (BBJ Graves disease) and TED-enriched (FinnGen Graves ophthalmopathy) outcomes for non-known candidate hits. Posterior probabilities are from coloc.abf (H0 no association; H1 GWAS only; H2 eQTL only; H3 distinct causal variants; H4 shared causal variant).</w:t>
       </w:r>
     </w:p>
     <w:tbl>
@@ -9914,7 +9930,7 @@
           <w:iCs/>
           <w:i/>
         </w:rPr>
-        <w:t xml:space="preserve">No non-known candidate showed shared-variant colocalization (PP.H4 ≥ 0.80) in both outcomes. TNFSF14 and IFNGR1 colocalized strongly in the BBJ discovery outcome but collapsed to an eQTL-only pattern (high PP.H2) in the TED-specific outcome; the chromosome 16p11.2 candidates (HSD3B7, VKORC1, PRSS36) showed only weak or ambiguous colocalization. coloc.abf priors: p1 = p2 = 1×10⁻⁴, p12 = 1×10⁻⁵.</w:t>
+        <w:t xml:space="preserve">No non-known candidate showed shared-variant colocalization (PP.H4 ≥ 0.80) in both outcomes. TNFSF14 and IFNGR1 colocalized strongly in the BBJ discovery outcome but collapsed to an eQTL-only pattern (high PP.H2) in the TED-enriched outcome; the chromosome 16p11.2 candidates (HSD3B7, VKORC1, PRSS36) showed only weak or ambiguous colocalization. coloc.abf priors: p1 = p2 = 1×10⁻⁴, p12 = 1×10⁻⁵.</w:t>
       </w:r>
       <w:r>
         <w:t xml:space="preserve"> </w:t>
@@ -14915,7 +14931,7 @@
         <w:t xml:space="preserve">z</w:t>
       </w:r>
       <w:r>
-        <w:t xml:space="preserve">0.80) × SE, with α = 1.965×10⁻⁵ (discovery) or α = 0.05 (replication, TED-specific).</w:t>
+        <w:t xml:space="preserve">0.80) × SE, with α = 1.965×10⁻⁵ (discovery) or α = 0.05 (replication, TED-enriched).</w:t>
       </w:r>
     </w:p>
     <w:p>
@@ -15276,7 +15292,7 @@
               <w:jc w:val="left"/>
             </w:pPr>
             <w:r>
-              <w:t xml:space="preserve">FinnGen Graves ophthalmopathy (TED-specific)</w:t>
+              <w:t xml:space="preserve">FinnGen Graves ophthalmopathy (TED-enriched)</w:t>
             </w:r>
           </w:p>
         </w:tc>
@@ -16536,7 +16552,7 @@
         <w:t xml:space="preserve"> </w:t>
       </w:r>
       <w:r>
-        <w:t xml:space="preserve">exceed the shared-variant threshold in the BBJ discovery outcome (PP.H4 = 0.994 and 0.989) but not in the TED-specific outcome (PP.H4 = 0.019 for both), and no candidate colocalized in both outcomes, yielding no robust novel target.</w:t>
+        <w:t xml:space="preserve">exceed the shared-variant threshold in the BBJ discovery outcome (PP.H4 = 0.994 and 0.989) but not in the TED-enriched outcome (PP.H4 = 0.019 for both), and no candidate colocalized in both outcomes, yielding no robust novel target.</w:t>
       </w:r>
     </w:p>
     <w:bookmarkEnd w:id="41"/>

--- a/MANUSCRIPT_TED_TRAP_v5_SUBMISSION.docx
+++ b/MANUSCRIPT_TED_TRAP_v5_SUBMISSION.docx
@@ -1173,7 +1173,10 @@
         <w:pStyle w:val="FirstParagraph"/>
       </w:pPr>
       <w:r>
-        <w:t xml:space="preserve">We applied a druggable-gene-wide MR, colocalization, and orbital tissue-integration framework to distinguish genetically anchored susceptibility from pharmacologic effector biology in GD and TED (</w:t>
+        <w:t xml:space="preserve">We applied a druggable-gene-wide MR, colocalization, and orbital tissue-integration framework to distinguish genetically anchored susceptibility from pharmacologic effector biology in GD and TED; the attrition of the screen and the resulting contrast between the two backbone receptors are summarized in</w:t>
+      </w:r>
+      <w:r>
+        <w:t xml:space="preserve"> </w:t>
       </w:r>
       <w:r>
         <w:rPr>
@@ -1183,7 +1186,7 @@
         <w:t xml:space="preserve">Figure 1</w:t>
       </w:r>
       <w:r>
-        <w:t xml:space="preserve">). The analysis followed a prespecified outcome hierarchy using Biobank Japan (BBJ) Graves disease as the primary discovery outcome, UK Biobank (UKB) hyperthyroidism as replication, and FinnGen R12 Graves ophthalmopathy (a TED phenotype) as the TED-enriched sensitivity outcome, with data sources summarized in</w:t>
+        <w:t xml:space="preserve">. The analysis followed a prespecified outcome hierarchy using Biobank Japan (BBJ) Graves disease as the primary discovery outcome, UK Biobank (UKB) hyperthyroidism as replication, and FinnGen R12 Graves ophthalmopathy (a TED phenotype) as the TED-enriched sensitivity outcome, with data sources summarized in</w:t>
       </w:r>
       <w:r>
         <w:t xml:space="preserve"> </w:t>
@@ -3510,13 +3513,83 @@
           <w:bCs/>
           <w:b/>
         </w:rPr>
-        <w:t xml:space="preserve">Figure 1. Study design and analytical workflow.</w:t>
-      </w:r>
-      <w:r>
-        <w:t xml:space="preserve"> </w:t>
-      </w:r>
-      <w:r>
-        <w:t xml:space="preserve">Schematic overview of the druggable-gene-wide framework. Data sources (top): eQTLGen blood</w:t>
+        <w:t xml:space="preserve">Figure 1. What survives the screen, and where</w:t>
+      </w:r>
+      <w:r>
+        <w:rPr>
+          <w:bCs/>
+          <w:b/>
+        </w:rPr>
+        <w:t xml:space="preserve"> </w:t>
+      </w:r>
+      <w:r>
+        <w:rPr>
+          <w:iCs/>
+          <w:i/>
+          <w:bCs/>
+          <w:b/>
+        </w:rPr>
+        <w:t xml:space="preserve">TSHR</w:t>
+      </w:r>
+      <w:r>
+        <w:rPr>
+          <w:bCs/>
+          <w:b/>
+        </w:rPr>
+        <w:t xml:space="preserve"> </w:t>
+      </w:r>
+      <w:r>
+        <w:rPr>
+          <w:bCs/>
+          <w:b/>
+        </w:rPr>
+        <w:t xml:space="preserve">and</w:t>
+      </w:r>
+      <w:r>
+        <w:rPr>
+          <w:bCs/>
+          <w:b/>
+        </w:rPr>
+        <w:t xml:space="preserve"> </w:t>
+      </w:r>
+      <w:r>
+        <w:rPr>
+          <w:iCs/>
+          <w:i/>
+          <w:bCs/>
+          <w:b/>
+        </w:rPr>
+        <w:t xml:space="preserve">IGF1R</w:t>
+      </w:r>
+      <w:r>
+        <w:rPr>
+          <w:bCs/>
+          <w:b/>
+        </w:rPr>
+        <w:t xml:space="preserve"> </w:t>
+      </w:r>
+      <w:r>
+        <w:rPr>
+          <w:bCs/>
+          <w:b/>
+        </w:rPr>
+        <w:t xml:space="preserve">diverge.</w:t>
+      </w:r>
+      <w:r>
+        <w:t xml:space="preserve"> </w:t>
+      </w:r>
+      <w:r>
+        <w:rPr>
+          <w:bCs/>
+          <w:b/>
+        </w:rPr>
+        <w:t xml:space="preserve">(A)</w:t>
+      </w:r>
+      <w:r>
+        <w:t xml:space="preserve"> </w:t>
+      </w:r>
+      <w:r>
+        <w:t xml:space="preserve">Attrition through the druggable-gene-wide screen, labelled by the reason genes were removed. Of 4,462 druggable genes [15], 2,545 carried a valid eQTLGen</w:t>
       </w:r>
       <w:r>
         <w:t xml:space="preserve"> </w:t>
@@ -3529,7 +3602,175 @@
         <w:t xml:space="preserve">cis</w:t>
       </w:r>
       <w:r>
-        <w:t xml:space="preserve">-eQTL instruments and three GD/TED outcome GWAS arranged by a prespecified hierarchy—Biobank Japan Graves disease (primary discovery), UK Biobank hyperthyroidism (cross-ancestry replication), and FinnGen R12 Graves ophthalmopathy (TED-enriched sensitivity)—together with an in-house orbital RNA-seq dataset used only for exploratory tissue support. Analysis (middle): druggable-gene-wide</w:t>
+        <w:t xml:space="preserve"> </w:t>
+      </w:r>
+      <w:r>
+        <w:t xml:space="preserve">instrument (6,136 instruments) and 2,235 yielded an estimable effect against the BBJ Graves disease discovery outcome; 13 reached the study-wide Bonferroni threshold (</w:t>
+      </w:r>
+      <w:r>
+        <w:rPr>
+          <w:iCs/>
+          <w:i/>
+        </w:rPr>
+        <w:t xml:space="preserve">P</w:t>
+      </w:r>
+      <w:r>
+        <w:t xml:space="preserve"> </w:t>
+      </w:r>
+      <w:r>
+        <w:t xml:space="preserve">&lt; 1.965×10⁻⁵). Resolving those 13 (right) leaves no robust novel target: five are MHC-region signals, three fall in a single chromosome 16p11.2 linkage-disequilibrium block rather than representing three independent associations, two colocalized with the discovery outcome only (</w:t>
+      </w:r>
+      <w:r>
+        <w:rPr>
+          <w:iCs/>
+          <w:i/>
+        </w:rPr>
+        <w:t xml:space="preserve">TNFSF14</w:t>
+      </w:r>
+      <w:r>
+        <w:t xml:space="preserve"> </w:t>
+      </w:r>
+      <w:r>
+        <w:t xml:space="preserve">and</w:t>
+      </w:r>
+      <w:r>
+        <w:t xml:space="preserve"> </w:t>
+      </w:r>
+      <w:r>
+        <w:rPr>
+          <w:iCs/>
+          <w:i/>
+        </w:rPr>
+        <w:t xml:space="preserve">IFNGR1</w:t>
+      </w:r>
+      <w:r>
+        <w:t xml:space="preserve">, PP.H4 0.994 and 0.989 falling to 0.019 in the TED-enriched outcome), one reflects a distinct causal variant (</w:t>
+      </w:r>
+      <w:r>
+        <w:rPr>
+          <w:iCs/>
+          <w:i/>
+        </w:rPr>
+        <w:t xml:space="preserve">MAPKAPK5</w:t>
+      </w:r>
+      <w:r>
+        <w:t xml:space="preserve">), and two are established loci retained as the susceptibility anchor (</w:t>
+      </w:r>
+      <w:r>
+        <w:rPr>
+          <w:iCs/>
+          <w:i/>
+        </w:rPr>
+        <w:t xml:space="preserve">TSHR</w:t>
+      </w:r>
+      <w:r>
+        <w:t xml:space="preserve">) and the positive control (</w:t>
+      </w:r>
+      <w:r>
+        <w:rPr>
+          <w:iCs/>
+          <w:i/>
+        </w:rPr>
+        <w:t xml:space="preserve">CTLA4</w:t>
+      </w:r>
+      <w:r>
+        <w:t xml:space="preserve">). The screen was powered at 80% to detect a median odds ratio of 2.55 (Table S8), so this null excludes further large — but not moderate — expression-mediated effects.</w:t>
+      </w:r>
+      <w:r>
+        <w:t xml:space="preserve"> </w:t>
+      </w:r>
+      <w:r>
+        <w:rPr>
+          <w:bCs/>
+          <w:b/>
+        </w:rPr>
+        <w:t xml:space="preserve">(B)</w:t>
+      </w:r>
+      <w:r>
+        <w:t xml:space="preserve"> </w:t>
+      </w:r>
+      <w:r>
+        <w:t xml:space="preserve">The same three evidence layers applied to</w:t>
+      </w:r>
+      <w:r>
+        <w:t xml:space="preserve"> </w:t>
+      </w:r>
+      <w:r>
+        <w:rPr>
+          <w:iCs/>
+          <w:i/>
+        </w:rPr>
+        <w:t xml:space="preserve">TSHR</w:t>
+      </w:r>
+      <w:r>
+        <w:t xml:space="preserve"> </w:t>
+      </w:r>
+      <w:r>
+        <w:t xml:space="preserve">and</w:t>
+      </w:r>
+      <w:r>
+        <w:t xml:space="preserve"> </w:t>
+      </w:r>
+      <w:r>
+        <w:rPr>
+          <w:iCs/>
+          <w:i/>
+        </w:rPr>
+        <w:t xml:space="preserve">IGF1R</w:t>
+      </w:r>
+      <w:r>
+        <w:t xml:space="preserve"> </w:t>
+      </w:r>
+      <w:r>
+        <w:t xml:space="preserve">under identical instruments, outcomes, and filters.</w:t>
+      </w:r>
+      <w:r>
+        <w:t xml:space="preserve"> </w:t>
+      </w:r>
+      <w:r>
+        <w:rPr>
+          <w:iCs/>
+          <w:i/>
+        </w:rPr>
+        <w:t xml:space="preserve">TSHR</w:t>
+      </w:r>
+      <w:r>
+        <w:t xml:space="preserve"> </w:t>
+      </w:r>
+      <w:r>
+        <w:t xml:space="preserve">satisfies all three;</w:t>
+      </w:r>
+      <w:r>
+        <w:t xml:space="preserve"> </w:t>
+      </w:r>
+      <w:r>
+        <w:rPr>
+          <w:iCs/>
+          <w:i/>
+        </w:rPr>
+        <w:t xml:space="preserve">IGF1R</w:t>
+      </w:r>
+      <w:r>
+        <w:t xml:space="preserve"> </w:t>
+      </w:r>
+      <w:r>
+        <w:t xml:space="preserve">shows a nominal genetic association (β = +0.45,</w:t>
+      </w:r>
+      <w:r>
+        <w:t xml:space="preserve"> </w:t>
+      </w:r>
+      <w:r>
+        <w:rPr>
+          <w:iCs/>
+          <w:i/>
+        </w:rPr>
+        <w:t xml:space="preserve">P</w:t>
+      </w:r>
+      <w:r>
+        <w:t xml:space="preserve"> </w:t>
+      </w:r>
+      <w:r>
+        <w:t xml:space="preserve">= 0.021) but a</w:t>
       </w:r>
       <w:r>
         <w:t xml:space="preserve"> </w:t>
@@ -3542,7 +3783,7 @@
         <w:t xml:space="preserve">cis</w:t>
       </w:r>
       <w:r>
-        <w:t xml:space="preserve">-eQTL Mendelian randomization across 2,545 MR-testable genes yielded 13 Bonferroni-significant discovery hits, followed by cross-outcome direction-consistency and Bayesian colocalization filtering. Integration (bottom): after candidate colocalization filtering no robust novel target was advanced; the prespecified backbone genes</w:t>
+        <w:t xml:space="preserve">-eQTL-only colocalization posterior (PP.H2 = 0.79 and 0.68) and no significant orbital tissue association — the therapeutic target does not display the susceptibility architecture seen at</w:t>
       </w:r>
       <w:r>
         <w:t xml:space="preserve"> </w:t>
@@ -3555,36 +3796,7 @@
         <w:t xml:space="preserve">TSHR</w:t>
       </w:r>
       <w:r>
-        <w:t xml:space="preserve">,</w:t>
-      </w:r>
-      <w:r>
-        <w:t xml:space="preserve"> </w:t>
-      </w:r>
-      <w:r>
-        <w:rPr>
-          <w:iCs/>
-          <w:i/>
-        </w:rPr>
-        <w:t xml:space="preserve">IGF1R</w:t>
-      </w:r>
-      <w:r>
-        <w:t xml:space="preserve">, and</w:t>
-      </w:r>
-      <w:r>
-        <w:t xml:space="preserve"> </w:t>
-      </w:r>
-      <w:r>
-        <w:rPr>
-          <w:iCs/>
-          <w:i/>
-        </w:rPr>
-        <w:t xml:space="preserve">CTLA4</w:t>
-      </w:r>
-      <w:r>
-        <w:t xml:space="preserve"> </w:t>
-      </w:r>
-      <w:r>
-        <w:t xml:space="preserve">are interpreted as an expression-colocalized susceptibility anchor, a pharmacologic effector axis, and a positive-control autoimmune locus, respectively.</w:t>
+        <w:t xml:space="preserve">. Tissue evidence is exploratory (four TED, one control).</w:t>
       </w:r>
     </w:p>
     <w:p>
